--- a/mps-nivel-c/oficial/04_registros/AASP_Gerenciador/AASP01_Grupos-Usuarios/GDE-AASP01-001_Registro-de-Analise-de-Decisao.docx
+++ b/mps-nivel-c/oficial/04_registros/AASP_Gerenciador/AASP01_Grupos-Usuarios/GDE-AASP01-001_Registro-de-Analise-de-Decisao.docx
@@ -450,7 +450,7 @@
                 <w:i w:val="0"/>
                 <w:sz w:val="20"/>
               </w:rPr>
-              <w:t>Abraão (GP) · Cezar Hiraki (TL) (Timeware)</w:t>
+              <w:t>Abraão Oliveira (GP) · Cézar Velázquez (TL) (Timeware)</w:t>
             </w:r>
           </w:p>
         </w:tc>
@@ -506,7 +506,7 @@
                 <w:i w:val="0"/>
                 <w:sz w:val="20"/>
               </w:rPr>
-              <w:t>Renan Kiyoshi (Timeware)</w:t>
+              <w:t>Renan Kioshi (Timeware)</w:t>
             </w:r>
           </w:p>
         </w:tc>
@@ -2363,7 +2363,7 @@
           <w:i w:val="0"/>
           <w:sz w:val="22"/>
         </w:rPr>
-        <w:t xml:space="preserve"> Cezar Hiraki (TL) e Marcos Turnes (PO) no Kickoff em 19/05/2026</w:t>
+        <w:t xml:space="preserve"> Cézar Velázquez (TL) e Marcos Turnes (PO) no Kickoff em 19/05/2026</w:t>
       </w:r>
     </w:p>
     <w:p>
@@ -3987,7 +3987,7 @@
                 <w:i w:val="0"/>
                 <w:sz w:val="20"/>
               </w:rPr>
-              <w:t>Abraão</w:t>
+              <w:t>Abraão Oliveira</w:t>
             </w:r>
           </w:p>
         </w:tc>
@@ -4012,7 +4012,7 @@
                 <w:i w:val="0"/>
                 <w:sz w:val="20"/>
               </w:rPr>
-              <w:t>Criacao do documento; decisoes GDE-001 (Dapper) e GDE-002 (Soft Delete) tomadas no Kickoff e formalizadas com base nas discussoes com Marcos Turnes (PO) e Renan Kiyoshi (Dev)</w:t>
+              <w:t>Criacao do documento; decisoes GDE-001 (Dapper) e GDE-002 (Soft Delete) tomadas no Kickoff e formalizadas com base nas discussoes com Marcos Turnes (PO) e Renan Kioshi (Dev)</w:t>
             </w:r>
           </w:p>
         </w:tc>

--- a/mps-nivel-c/oficial/04_registros/AASP_Gerenciador/AASP01_Grupos-Usuarios/GDE-AASP01-001_Registro-de-Analise-de-Decisao.docx
+++ b/mps-nivel-c/oficial/04_registros/AASP_Gerenciador/AASP01_Grupos-Usuarios/GDE-AASP01-001_Registro-de-Analise-de-Decisao.docx
@@ -21,7 +21,7 @@
           <w:color w:val="003366"/>
           <w:sz w:val="36"/>
         </w:rPr>
-        <w:t>REGISTRO DE ANALISE DE DECISAO — AASP GERENCIADOR · GRUPOS DE USUARIOS</w:t>
+        <w:t>REGISTRO DE ANÁLISE DE DECISÃO — AASP GERENCIADOR · GRUPOS DE USUÁRIOS</w:t>
       </w:r>
     </w:p>
     <w:p>
@@ -201,7 +201,7 @@
                 <w:i w:val="0"/>
                 <w:sz w:val="20"/>
               </w:rPr>
-              <w:t>Versao</w:t>
+              <w:t>Versão</w:t>
             </w:r>
           </w:p>
         </w:tc>
@@ -639,7 +639,7 @@
         </w:pBdr>
       </w:pPr>
       <w:r>
-        <w:t>Decisao GDE-001 — ORM para acesso ao banco SQL Server (Dapper vs Entity Framework Core)</w:t>
+        <w:t>Decisão GDE-001 — ORM para acesso ao banco SQL Server (Dapper vs Entity Framework Core)</w:t>
       </w:r>
     </w:p>
     <w:p>
@@ -663,7 +663,7 @@
           <w:i w:val="0"/>
           <w:sz w:val="22"/>
         </w:rPr>
-        <w:t>O ms.auxo.gruposusuarios precisa de uma camada de acesso ao banco SQL Server (auxo3). O projeto Gerenciador da AASP usa .NET Framework 4.7.2 como target framework. A escolha do ORM e uma decisao arquitetural com impacto em toda a camada de dados do microsservico, afetando performance, manutencao, compatibilidade e consistencia com o restante do projeto.</w:t>
+        <w:t>O ms.auxo.gruposusuarios precisa de uma camada de acesso ao banco SQL Server (auxo3). O projeto Gerenciador da AASP usa .NET Framework 4.7.2 como target framework. A escolha do ORM é uma decisão arquitetural com impacto em toda a camada de dados do microsserviço, afetando performance, manutenção, compatibilidade e consistência com o restante do projeto.</w:t>
       </w:r>
     </w:p>
     <w:p>
@@ -775,7 +775,7 @@
                 <w:color w:val="FFFFFF"/>
                 <w:sz w:val="20"/>
               </w:rPr>
-              <w:t>Descricao</w:t>
+              <w:t>Descrição</w:t>
             </w:r>
           </w:p>
         </w:tc>
@@ -858,7 +858,7 @@
                 <w:i w:val="0"/>
                 <w:sz w:val="20"/>
               </w:rPr>
-              <w:t>Micro-ORM open-source; queries SQL explicitas escritas pelo desenvolvedor; suporte pleno e oficial ao .NET Framework 4.7.2; alto desempenho em operacoes de leitura e escrita; baixo overhead de memoria e CPU; ja utilizado em outros modulos do Gerenciador AASP como padrao estabelecido</w:t>
+              <w:t>Micro-ORM open-source; queries SQL explícitas escritas pelo desenvolvedor; suporte pleno e oficial ao .NET Framework 4.7.2; alto desempenho em operações de leitura e escrita; baixo overhead de memória e CPU; já utilizado em outros módulos do Gerenciador AASP como padrão estabelecido</w:t>
             </w:r>
           </w:p>
         </w:tc>
@@ -938,7 +938,7 @@
                 <w:i w:val="0"/>
                 <w:sz w:val="20"/>
               </w:rPr>
-              <w:t>ORM completo da Microsoft com abstracao via LINQ e DbContext; suporte ao .NET Framework 4.7.2 e apenas experimental via netstandard2.0, podendo apresentar comportamentos inesperados; curva de aprendizado de migrations e DbContext; overhead maior em queries simples comparado ao Dapper; geracao de SQL pode ser opaca</w:t>
+              <w:t>ORM completo da Microsoft com abstração via LINQ e DbContext; suporte ao .NET Framework 4.7.2 e apenas experimental via netstandard2.0, podendo apresentar comportamentos inesperados; curva de aprendizado de migrations e DbContext; overhead maior em queries simples comparado ao Dapper; geração de SQL pode ser opaca</w:t>
             </w:r>
           </w:p>
         </w:tc>
@@ -1021,7 +1021,7 @@
                 <w:i w:val="0"/>
                 <w:sz w:val="20"/>
               </w:rPr>
-              <w:t>Acesso ao banco sem ORM; maximo controle sobre as queries; verboso e com alto custo de manutencao para operacoes CRUD; requer muito codigo boilerplate para cada operacao; nao oferece vantagem real sobre Dapper para este cenario</w:t>
+              <w:t>Acesso ao banco sem ORM; máximo controle sobre as queries; verboso e com alto custo de manutenção para operações CRUD; requer muito código boilerplate para cada operação; não oferece vantagem real sobre Dapper para este cenário</w:t>
             </w:r>
           </w:p>
         </w:tc>
@@ -1039,7 +1039,7 @@
         <w:keepLines/>
       </w:pPr>
       <w:r>
-        <w:t>3. Criterios de decisao</w:t>
+        <w:t>3. Critérios de decisão</w:t>
       </w:r>
     </w:p>
     <w:tbl>
@@ -1086,7 +1086,7 @@
                 <w:color w:val="FFFFFF"/>
                 <w:sz w:val="20"/>
               </w:rPr>
-              <w:t>Criterio</w:t>
+              <w:t>Critério</w:t>
             </w:r>
           </w:p>
         </w:tc>
@@ -1200,7 +1200,7 @@
                 <w:i w:val="0"/>
                 <w:sz w:val="20"/>
               </w:rPr>
-              <w:t>Consistencia com o padrao existente do projeto Gerenciador AASP</w:t>
+              <w:t>Consistência com o padrão existente do projeto Gerenciador AASP</w:t>
             </w:r>
           </w:p>
         </w:tc>
@@ -1256,7 +1256,7 @@
                 <w:i w:val="0"/>
                 <w:sz w:val="20"/>
               </w:rPr>
-              <w:t>Performance em operacoes de leitura (listagem de grupos, relatorios)</w:t>
+              <w:t>Performance em operações de leitura (listagem de grupos, relatórios)</w:t>
             </w:r>
           </w:p>
         </w:tc>
@@ -1312,7 +1312,7 @@
                 <w:i w:val="0"/>
                 <w:sz w:val="20"/>
               </w:rPr>
-              <w:t>Facilidade de manutencao e debugging de queries SQL</w:t>
+              <w:t>Facilidade de manutenção e debugging de queries SQL</w:t>
             </w:r>
           </w:p>
         </w:tc>
@@ -1337,7 +1337,7 @@
                 <w:i w:val="0"/>
                 <w:sz w:val="20"/>
               </w:rPr>
-              <w:t>Medio</w:t>
+              <w:t>Médio</w:t>
             </w:r>
           </w:p>
         </w:tc>
@@ -1394,7 +1394,7 @@
                 <w:i w:val="0"/>
                 <w:sz w:val="20"/>
               </w:rPr>
-              <w:t>Medio</w:t>
+              <w:t>Médio</w:t>
             </w:r>
           </w:p>
         </w:tc>
@@ -1412,7 +1412,7 @@
         <w:keepLines/>
       </w:pPr>
       <w:r>
-        <w:t>4. Avaliacao — Matriz de decisao</w:t>
+        <w:t>4. Avaliação — Matriz de decisão</w:t>
       </w:r>
     </w:p>
     <w:tbl>
@@ -1462,7 +1462,7 @@
                 <w:color w:val="FFFFFF"/>
                 <w:sz w:val="20"/>
               </w:rPr>
-              <w:t>Criterio</w:t>
+              <w:t>Critério</w:t>
             </w:r>
           </w:p>
         </w:tc>
@@ -1653,7 +1653,7 @@
                 <w:i w:val="0"/>
                 <w:sz w:val="20"/>
               </w:rPr>
-              <w:t>Plena — suporte oficial e estavel para .NET Framework 4.7.2</w:t>
+              <w:t>Plena — suporte oficial e estável para .NET Framework 4.7.2</w:t>
             </w:r>
           </w:p>
         </w:tc>
@@ -1705,7 +1705,7 @@
                 <w:i w:val="0"/>
                 <w:sz w:val="20"/>
               </w:rPr>
-              <w:t>Plena — ADO.NET e nativo do .NET Framework em qualquer versao</w:t>
+              <w:t>Plena — ADO.NET e nativo do .NET Framework em qualquer versão</w:t>
             </w:r>
           </w:p>
         </w:tc>
@@ -1735,7 +1735,7 @@
                 <w:i w:val="0"/>
                 <w:sz w:val="20"/>
               </w:rPr>
-              <w:t>Consistencia com o projeto</w:t>
+              <w:t>Consistência com o projeto</w:t>
             </w:r>
           </w:p>
         </w:tc>
@@ -1785,7 +1785,7 @@
                 <w:i w:val="0"/>
                 <w:sz w:val="20"/>
               </w:rPr>
-              <w:t>Excelente — Dapper ja e o padrao adotado nos outros modulos do Gerenciador AASP; equipe conhece o padrao</w:t>
+              <w:t>Excelente — Dapper já é o padrão adotado nos outros módulos do Gerenciador AASP; equipe conhece o padrão</w:t>
             </w:r>
           </w:p>
         </w:tc>
@@ -1810,7 +1810,7 @@
                 <w:i w:val="0"/>
                 <w:sz w:val="20"/>
               </w:rPr>
-              <w:t>Baixa — EF Core seria uma excecao no projeto, introduzindo um segundo padrao de acesso a dados sem justificativa tecnica suficiente</w:t>
+              <w:t>Baixa — EF Core seria uma exceção no projeto, introduzindo um segundo padrão de acesso a dados sem justificativa técnica suficiente</w:t>
             </w:r>
           </w:p>
         </w:tc>
@@ -1835,7 +1835,7 @@
                 <w:i w:val="0"/>
                 <w:sz w:val="20"/>
               </w:rPr>
-              <w:t>Media — possivel de usar, mas introduz verbosidade e diferenca de estilo em relacao ao restante</w:t>
+              <w:t>Média — possível de usar, mas introduz verbosidade e diferença de estilo em relação ao restante</w:t>
             </w:r>
           </w:p>
         </w:tc>
@@ -1918,7 +1918,7 @@
                 <w:i w:val="0"/>
                 <w:sz w:val="20"/>
               </w:rPr>
-              <w:t>Excelente — queries SQL otimizadas escritas diretamente pelo desenvolvedor; sem overhead de traducao LINQ para SQL</w:t>
+              <w:t>Excelente — queries SQL otimizadas escritas diretamente pelo desenvolvedor; sem overhead de tradução LINQ para SQL</w:t>
             </w:r>
           </w:p>
         </w:tc>
@@ -1944,7 +1944,7 @@
                 <w:i w:val="0"/>
                 <w:sz w:val="20"/>
               </w:rPr>
-              <w:t>Boa — pode gerar SQL ineficiente via LINQ para queries complexas; otimizacoes exigem conhecimento avancado do EF Core</w:t>
+              <w:t>Boa — pode gerar SQL ineficiente via LINQ para queries complexas; otimizações exigem conhecimento avançado do EF Core</w:t>
             </w:r>
           </w:p>
         </w:tc>
@@ -2000,7 +2000,7 @@
                 <w:i w:val="0"/>
                 <w:sz w:val="20"/>
               </w:rPr>
-              <w:t>Manutencao e debugging</w:t>
+              <w:t>Manutenção e debugging</w:t>
             </w:r>
           </w:p>
         </w:tc>
@@ -2025,7 +2025,7 @@
                 <w:i w:val="0"/>
                 <w:sz w:val="20"/>
               </w:rPr>
-              <w:t>Medio</w:t>
+              <w:t>Médio</w:t>
             </w:r>
           </w:p>
         </w:tc>
@@ -2050,7 +2050,7 @@
                 <w:i w:val="0"/>
                 <w:sz w:val="20"/>
               </w:rPr>
-              <w:t>Bom — SQL explicito e legivel no codigo; facil de debugar e otimizar queries diretamente</w:t>
+              <w:t>Bom — SQL explícito e legível no código; fácil de debugar e otimizar queries diretamente</w:t>
             </w:r>
           </w:p>
         </w:tc>
@@ -2075,7 +2075,7 @@
                 <w:i w:val="0"/>
                 <w:sz w:val="20"/>
               </w:rPr>
-              <w:t>Bom — mas o SQL gerado pelo EF Core pode ser opaco e dificil de debugar sem ferramentas adicionais</w:t>
+              <w:t>Bom — mas o SQL gerado pelo EF Core pode ser opaco e difícil de debugar sem ferramentas adicionais</w:t>
             </w:r>
           </w:p>
         </w:tc>
@@ -2100,7 +2100,7 @@
                 <w:i w:val="0"/>
                 <w:sz w:val="20"/>
               </w:rPr>
-              <w:t>Ruim — codigo muito verboso para CRUD basico; alto custo de manutencao para operacoes simples</w:t>
+              <w:t>Ruim — código muito verboso para CRUD básico; alto custo de manutenção para operações simples</w:t>
             </w:r>
           </w:p>
         </w:tc>
@@ -2157,7 +2157,7 @@
                 <w:i w:val="0"/>
                 <w:sz w:val="20"/>
               </w:rPr>
-              <w:t>Medio</w:t>
+              <w:t>Médio</w:t>
             </w:r>
           </w:p>
         </w:tc>
@@ -2183,7 +2183,7 @@
                 <w:i w:val="0"/>
                 <w:sz w:val="20"/>
               </w:rPr>
-              <w:t>Baixa — equipe ja trabalha com Dapper nos outros modulos; sem necessidade de treinamento adicional</w:t>
+              <w:t>Baixa — equipe já trabalha com Dapper nos outros módulos; sem necessidade de treinamento adicional</w:t>
             </w:r>
           </w:p>
         </w:tc>
@@ -2209,7 +2209,7 @@
                 <w:i w:val="0"/>
                 <w:sz w:val="20"/>
               </w:rPr>
-              <w:t>Media — EF Core tem curva de aprendizado significativa com migrations, DbContext, fluent API e comportamentos de tracking</w:t>
+              <w:t>Média — EF Core tem curva de aprendizado significativa com migrations, DbContext, fluent API e comportamentos de tracking</w:t>
             </w:r>
           </w:p>
         </w:tc>
@@ -2253,7 +2253,7 @@
         <w:keepLines/>
       </w:pPr>
       <w:r>
-        <w:t>5. Decisao</w:t>
+        <w:t>5. Decisão</w:t>
       </w:r>
     </w:p>
     <w:p>
@@ -2281,7 +2281,7 @@
           <w:i w:val="0"/>
           <w:sz w:val="22"/>
         </w:rPr>
-        <w:t>Justificativa: A compatibilidade plena com .NET Framework 4.7.2 e a consistencia com o padrao existente do Gerenciador AASP foram os fatores determinantes. O suporte do EF Core ao .NET Framework e apenas via netstandard2.0, introduzindo risco tecnico desnecessario em um projeto de producao. O Dapper oferece performance superior em queries de leitura, e a equipe ja possui experiencia consolidada com o micro-ORM nos outros modulos do projeto, eliminando curva de aprendizado e garantindo consistencia arquitetural. A alternativa C (ADO.NET puro) foi descartada por nao oferecer vantagem real sobre o Dapper para este cenario, com custo de manutencao significativamente maior.</w:t>
+        <w:t>Justificativa: A compatibilidade plena com .NET Framework 4.7.2 e a consistência com o padrão existente do Gerenciador AASP foram os fatores determinantes. O suporte do EF Core ao .NET Framework e apenas via netstandard2.0, introduzindo risco técnico desnecessário em um projeto de produção. O Dapper oferece performance superior em queries de leitura, e a equipe já possui experiência consolidada com o micro-ORM nos outros módulos do projeto, eliminando curva de aprendizado e garantindo consistência arquitetural. A alternativa C (ADO.NET puro) foi descartada por não oferecer vantagem real sobre o Dapper para este cenário, com custo de manutenção significativamente maior.</w:t>
       </w:r>
     </w:p>
     <w:p>
@@ -2291,7 +2291,7 @@
         <w:keepLines/>
       </w:pPr>
       <w:r>
-        <w:t>6. Impacto e riscos da decisao</w:t>
+        <w:t>6. Impacto e riscos da decisão</w:t>
       </w:r>
     </w:p>
     <w:p>
@@ -2315,7 +2315,7 @@
           <w:i w:val="0"/>
           <w:sz w:val="22"/>
         </w:rPr>
-        <w:t xml:space="preserve"> toda a camada de repositorio do ms.auxo.gruposusuarios usara Dapper com queries SQL explicitas; migrations e alteracoes de schema serao gerenciadas por scripts .sql versionados no repositorio (sem EF Core migrations)</w:t>
+        <w:t xml:space="preserve"> toda a camada de repositório do ms.auxo.gruposusuarios usará Dapper com queries SQL explícitas; migrations e alterações de schema serao gerenciadas por scripts .sql versionados no repositório (sem EF Core migrations)</w:t>
       </w:r>
     </w:p>
     <w:p>
@@ -2339,7 +2339,7 @@
           <w:i w:val="0"/>
           <w:sz w:val="22"/>
         </w:rPr>
-        <w:t xml:space="preserve"> maior verbosidade no repositorio em comparacao com EF Core para operacoes simples; mitigado pela consistencia com o padrao do projeto e pela experiencia da equipe com Dapper</w:t>
+        <w:t xml:space="preserve"> maior verbosidade no repositório em comparação com EF Core para operações simples; mitigado pela consistência com o padrão do projeto e pela experiência da equipe com Dapper</w:t>
       </w:r>
     </w:p>
     <w:p>
@@ -2354,7 +2354,7 @@
           <w:i w:val="0"/>
           <w:sz w:val="22"/>
         </w:rPr>
-        <w:t>Decisao validada por:</w:t>
+        <w:t>Decisão validada por:</w:t>
       </w:r>
       <w:r>
         <w:rPr>
@@ -2376,7 +2376,7 @@
         </w:pBdr>
       </w:pPr>
       <w:r>
-        <w:t>Decisao GDE-002 — Estrategia de exclusao de grupos (Soft Delete vs Hard Delete)</w:t>
+        <w:t>Decisão GDE-002 — Estratégia de exclusão de grupos (Soft Delete vs Hard Delete)</w:t>
       </w:r>
     </w:p>
     <w:p>
@@ -2400,7 +2400,7 @@
           <w:i w:val="0"/>
           <w:sz w:val="22"/>
         </w:rPr>
-        <w:t>Ao excluir um grupo de usuarios, e necessario decidir se o registro e removido fisicamente do banco (hard delete via DELETE SQL) ou apenas marcado como inativo (soft delete via campo Ativo=false). A decisao impacta integridade referencial das tabelas relacionadas (PermissoesGrupo, UsuariosGrupo, AuditoriaGrupos), auditabilidade do sistema e conformidade com os requisitos do processo MPS-SW de rastreabilidade.</w:t>
+        <w:t>Ao excluir um grupo de usuários, é necessário decidir se o registro é removido fisicamente do banco (hard delete via DELETE SQL) ou apenas marcado como inativo (soft delete via campo Ativo=false). A decisão impacta integridade referencial das tabelas relacionadas (PermissoesGrupo, UsuariosGrupo, AuditoriaGrupos), auditabilidade do sistema e conformidade com os requisitos do processo MPS-SW de rastreabilidade.</w:t>
       </w:r>
     </w:p>
     <w:p>
@@ -2512,7 +2512,7 @@
                 <w:color w:val="FFFFFF"/>
                 <w:sz w:val="20"/>
               </w:rPr>
-              <w:t>Descricao</w:t>
+              <w:t>Descrição</w:t>
             </w:r>
           </w:p>
         </w:tc>
@@ -2595,7 +2595,7 @@
                 <w:i w:val="0"/>
                 <w:sz w:val="20"/>
               </w:rPr>
-              <w:t>Registro permanece fisicamente no banco; campo Ativo bit e definido como false na operacao de exclusao; todas as queries de listagem filtram WHERE Ativo=1; historico de dados preservado; integridade referencial com tabelas filhas mantida sem cascata de delecoes; compativel com auditoria</w:t>
+              <w:t>Registro permanece fisicamente no banco; campo Ativo bit e definido como false na operação de exclusão; todas as queries de listagem filtram WHERE Ativo=1; histórico de dados preservado; integridade referencial com tabelas filhas mantida sem cascata de deleções; compatível com auditoria</w:t>
             </w:r>
           </w:p>
         </w:tc>
@@ -2650,7 +2650,7 @@
                 <w:i w:val="0"/>
                 <w:sz w:val="20"/>
               </w:rPr>
-              <w:t>Hard Delete (exclusao fisica)</w:t>
+              <w:t>Hard Delete (exclusão física)</w:t>
             </w:r>
           </w:p>
         </w:tc>
@@ -2675,7 +2675,7 @@
                 <w:i w:val="0"/>
                 <w:sz w:val="20"/>
               </w:rPr>
-              <w:t>Registro removido do banco via DELETE SQL; implementacao mais simples; perde o historico do grupo; pode causar registros orfaos em tabelas relacionadas como PermissoesGrupo, UsuariosGrupo e AuditoriaGrupos, a menos que se implemente CASCADE DELETE ou exclusao manual em cascata</w:t>
+              <w:t>Registro removido do banco via DELETE SQL; implementação mais simples; perde o histórico do grupo; pode causar registros orfaos em tabelas relacionadas como PermissoesGrupo, UsuariosGrupo e AuditoriaGrupos, a menos que se implemente CASCADE DELETE ou exclusão manual em cascata</w:t>
             </w:r>
           </w:p>
         </w:tc>
@@ -2693,7 +2693,7 @@
         <w:keepLines/>
       </w:pPr>
       <w:r>
-        <w:t>3. Criterios de decisao</w:t>
+        <w:t>3. Critérios de decisão</w:t>
       </w:r>
     </w:p>
     <w:tbl>
@@ -2740,7 +2740,7 @@
                 <w:color w:val="FFFFFF"/>
                 <w:sz w:val="20"/>
               </w:rPr>
-              <w:t>Criterio</w:t>
+              <w:t>Critério</w:t>
             </w:r>
           </w:p>
         </w:tc>
@@ -2798,7 +2798,7 @@
                 <w:i w:val="0"/>
                 <w:sz w:val="20"/>
               </w:rPr>
-              <w:t>Integridade referencial e preservacao do historico de dados</w:t>
+              <w:t>Integridade referencial e preservação do histórico de dados</w:t>
             </w:r>
           </w:p>
         </w:tc>
@@ -2936,7 +2936,7 @@
                 <w:i w:val="0"/>
                 <w:sz w:val="20"/>
               </w:rPr>
-              <w:t>Medio</w:t>
+              <w:t>Médio</w:t>
             </w:r>
           </w:p>
         </w:tc>
@@ -2966,7 +2966,7 @@
                 <w:i w:val="0"/>
                 <w:sz w:val="20"/>
               </w:rPr>
-              <w:t>Simplicidade de implementacao</w:t>
+              <w:t>Simplicidade de implementação</w:t>
             </w:r>
           </w:p>
         </w:tc>
@@ -3009,7 +3009,7 @@
         <w:keepLines/>
       </w:pPr>
       <w:r>
-        <w:t>4. Avaliacao — Matriz de decisao</w:t>
+        <w:t>4. Avaliação — Matriz de decisão</w:t>
       </w:r>
     </w:p>
     <w:tbl>
@@ -3058,7 +3058,7 @@
                 <w:color w:val="FFFFFF"/>
                 <w:sz w:val="20"/>
               </w:rPr>
-              <w:t>Criterio</w:t>
+              <w:t>Critério</w:t>
             </w:r>
           </w:p>
         </w:tc>
@@ -3170,7 +3170,7 @@
                 <w:i w:val="0"/>
                 <w:sz w:val="20"/>
               </w:rPr>
-              <w:t>Integridade referencial e historico</w:t>
+              <w:t>Integridade referencial e histórico</w:t>
             </w:r>
           </w:p>
         </w:tc>
@@ -3222,7 +3222,7 @@
                 <w:i w:val="0"/>
                 <w:sz w:val="20"/>
               </w:rPr>
-              <w:t>Excelente — registros de PermissoesGrupo, UsuariosGrupo e AuditoriaGrupos permanecem integros com FK valida; historico completo preservado</w:t>
+              <w:t>Excelente — registros de PermissoesGrupo, UsuariosGrupo e AuditoriaGrupos permanecem integros com FK valida; histórico completo preservado</w:t>
             </w:r>
           </w:p>
         </w:tc>
@@ -3248,7 +3248,7 @@
                 <w:i w:val="0"/>
                 <w:sz w:val="20"/>
               </w:rPr>
-              <w:t>Ruim — exige CASCADE DELETE em todas as tabelas filhas ou exclusao manual em cascata; historico de AuditoriaGrupos perdido</w:t>
+              <w:t>Ruim — exige CASCADE DELETE em todas as tabelas filhas ou exclusão manual em cascata; histórico de AuditoriaGrupos perdido</w:t>
             </w:r>
           </w:p>
         </w:tc>
@@ -3328,7 +3328,7 @@
                 <w:i w:val="0"/>
                 <w:sz w:val="20"/>
               </w:rPr>
-              <w:t>Excelente — grupos inativos podem ser consultados para auditoria; AuditoriaGrupos mantem GrupoId valido mesmo apos inativacao</w:t>
+              <w:t>Excelente — grupos inativos podem ser consultados para auditoria; AuditoriaGrupos mantém GrupoId válido mesmo após inativação</w:t>
             </w:r>
           </w:p>
         </w:tc>
@@ -3353,7 +3353,7 @@
                 <w:i w:val="0"/>
                 <w:sz w:val="20"/>
               </w:rPr>
-              <w:t>Ruim — registros de AuditoriaGrupos ficam orfaos apos hard delete do grupo; rastreabilidade comprometida</w:t>
+              <w:t>Ruim — registros de AuditoriaGrupos ficam orfaos após hard delete do grupo; rastreabilidade comprometida</w:t>
             </w:r>
           </w:p>
         </w:tc>
@@ -3410,7 +3410,7 @@
                 <w:i w:val="0"/>
                 <w:sz w:val="20"/>
               </w:rPr>
-              <w:t>Medio</w:t>
+              <w:t>Médio</w:t>
             </w:r>
           </w:p>
         </w:tc>
@@ -3462,7 +3462,7 @@
                 <w:i w:val="0"/>
                 <w:sz w:val="20"/>
               </w:rPr>
-              <w:t>Nao validado — nao e a expectativa do PO</w:t>
+              <w:t>Não validado — não é a expectativa do PO</w:t>
             </w:r>
           </w:p>
         </w:tc>
@@ -3492,7 +3492,7 @@
                 <w:i w:val="0"/>
                 <w:sz w:val="20"/>
               </w:rPr>
-              <w:t>Simplicidade de implementacao</w:t>
+              <w:t>Simplicidade de implementação</w:t>
             </w:r>
           </w:p>
         </w:tc>
@@ -3542,7 +3542,7 @@
                 <w:i w:val="0"/>
                 <w:sz w:val="20"/>
               </w:rPr>
-              <w:t>Media — requer adicao do campo Ativo e filtro WHERE Ativo=1 em todas as queries de listagem</w:t>
+              <w:t>Média — requer adição do campo Ativo e filtro WHERE Ativo=1 em todas as queries de listagem</w:t>
             </w:r>
           </w:p>
         </w:tc>
@@ -3567,7 +3567,7 @@
                 <w:i w:val="0"/>
                 <w:sz w:val="20"/>
               </w:rPr>
-              <w:t>Alta — DELETE SQL simples, sem necessidade de campo adicional; porem exige tratamento de cascata</w:t>
+              <w:t>Alta — DELETE SQL simples, sem necessidade de campo adicional; porém exige tratamento de cascata</w:t>
             </w:r>
           </w:p>
         </w:tc>
@@ -3585,7 +3585,7 @@
         <w:keepLines/>
       </w:pPr>
       <w:r>
-        <w:t>5. Decisao</w:t>
+        <w:t>5. Decisão</w:t>
       </w:r>
     </w:p>
     <w:p>
@@ -3613,7 +3613,7 @@
           <w:i w:val="0"/>
           <w:sz w:val="22"/>
         </w:rPr>
-        <w:t>Justificativa: A integridade referencial e critica para o ms.auxo.gruposusuarios — grupos possuem historico de vinculos (UsuariosGrupo), permissoes (PermissoesGrupo) e registros de auditoria (AuditoriaGrupos) que nao devem ser perdidos. O hard delete exigiria cascata de exclusoes ou geraria registros orfaos em tabelas filhas, comprometendo a rastreabilidade exigida pelo processo MPS-SW. O soft delete preserva o historico completo, e compativel com o requisito de auditoria (AG-23 — implementado na Sprint 2) e alinhado com a rastreabilidade exigida pelo MPS-SW nivel C. Decisao validada com o PO Marcos Turnes no Kickoff em 19/05/2026 (referenciado como D-02 na ATA-AASP01-001).</w:t>
+        <w:t>Justificativa: A integridade referencial é crítica para o ms.auxo.gruposusuarios — grupos possuem histórico de vínculos (UsuariosGrupo), permissões (PermissoesGrupo) e registros de auditoria (AuditoriaGrupos) que não devem ser perdidos. O hard delete exigiria cascata de exclusões ou geraria registros orfaos em tabelas filhas, comprometendo a rastreabilidade exigida pelo processo MPS-SW. O soft delete preserva o histórico completo, é compatível com o requisito de auditoria (AG-23 — implementado na Sprint 2) e alinhado com a rastreabilidade exigida pelo MPS-SW nível C. Decisão validada com o PO Marcos Turnes no Kickoff em 19/05/2026 (referenciado como D-02 na ATA-AASP01-001).</w:t>
       </w:r>
     </w:p>
     <w:p>
@@ -3623,7 +3623,7 @@
         <w:keepLines/>
       </w:pPr>
       <w:r>
-        <w:t>6. Impacto da decisao</w:t>
+        <w:t>6. Impacto da decisão</w:t>
       </w:r>
     </w:p>
     <w:p>
@@ -3647,7 +3647,7 @@
           <w:i w:val="0"/>
           <w:sz w:val="22"/>
         </w:rPr>
-        <w:t xml:space="preserve"> campo Ativo bit NOT NULL DEFAULT 1 incluido na definicao da tabela</w:t>
+        <w:t xml:space="preserve"> campo Ativo bit NOT NULL DEFAULT 1 incluido na definição da tabela</w:t>
       </w:r>
     </w:p>
     <w:p>
@@ -3671,7 +3671,7 @@
           <w:i w:val="0"/>
           <w:sz w:val="22"/>
         </w:rPr>
-        <w:t xml:space="preserve"> executa UPDATE Grupos SET Ativo=0, DataAtualizacao=GETDATE() WHERE Id={id} — nao executa DELETE SQL</w:t>
+        <w:t xml:space="preserve"> executa UPDATE Grupos SET Ativo=0, DataAtualizacao=GETDATE() WHERE Id={id} — não executa DELETE SQL</w:t>
       </w:r>
     </w:p>
     <w:p>
@@ -3710,7 +3710,7 @@
           <w:i w:val="0"/>
           <w:sz w:val="22"/>
         </w:rPr>
-        <w:t>Regra de negocio:</w:t>
+        <w:t>Regra de negócio:</w:t>
       </w:r>
       <w:r>
         <w:rPr>
@@ -3719,7 +3719,7 @@
           <w:i w:val="0"/>
           <w:sz w:val="22"/>
         </w:rPr>
-        <w:t xml:space="preserve"> grupos com Ativo=false nao podem receber novos vinculos de usuarios nem novas permissoes — validacao implementada no GrupoService</w:t>
+        <w:t xml:space="preserve"> grupos com Ativo=false não podem receber novos vínculos de usuários nem novas permissões — validação implementada no GrupoService</w:t>
       </w:r>
     </w:p>
     <w:p>
@@ -3758,7 +3758,7 @@
           <w:i w:val="0"/>
           <w:sz w:val="22"/>
         </w:rPr>
-        <w:t>Soft delete de vinculos:</w:t>
+        <w:t>Soft delete de vínculos:</w:t>
       </w:r>
       <w:r>
         <w:rPr>
@@ -3767,7 +3767,7 @@
           <w:i w:val="0"/>
           <w:sz w:val="22"/>
         </w:rPr>
-        <w:t xml:space="preserve"> a mesma estrategia se aplica a UsuariosGrupo — desvinculo de usuario faz UPDATE Ativo=0, nao DELETE do registro</w:t>
+        <w:t xml:space="preserve"> a mesma estratégia se aplica a UsuariosGrupo — desvínculo de usuário faz UPDATE Ativo=0, não DELETE do registro</w:t>
       </w:r>
     </w:p>
     <w:p>
@@ -3780,7 +3780,7 @@
         </w:pBdr>
       </w:pPr>
       <w:r>
-        <w:t>Historico de revisoes</w:t>
+        <w:t>Histórico de revisões</w:t>
       </w:r>
     </w:p>
     <w:tbl>
@@ -3828,7 +3828,7 @@
                 <w:i w:val="0"/>
                 <w:sz w:val="20"/>
               </w:rPr>
-              <w:t>Versao</w:t>
+              <w:t>Versão</w:t>
             </w:r>
           </w:p>
         </w:tc>
@@ -3906,7 +3906,7 @@
                 <w:i w:val="0"/>
                 <w:sz w:val="20"/>
               </w:rPr>
-              <w:t>Descricao</w:t>
+              <w:t>Descrição</w:t>
             </w:r>
           </w:p>
         </w:tc>
@@ -4012,7 +4012,7 @@
                 <w:i w:val="0"/>
                 <w:sz w:val="20"/>
               </w:rPr>
-              <w:t>Criacao do documento; decisoes GDE-001 (Dapper) e GDE-002 (Soft Delete) tomadas no Kickoff e formalizadas com base nas discussoes com Marcos Turnes (PO) e Renan Kioshi (Dev)</w:t>
+              <w:t>Criação do documento; decisões GDE-001 (Dapper) e GDE-002 (Soft Delete) tomadas no Kickoff e formalizadas com base nas discussões com Marcos Turnes (PO) e Renan Kioshi (Dev)</w:t>
             </w:r>
           </w:p>
         </w:tc>

--- a/mps-nivel-c/oficial/04_registros/AASP_Gerenciador/AASP01_Grupos-Usuarios/GDE-AASP01-001_Registro-de-Analise-de-Decisao.docx
+++ b/mps-nivel-c/oficial/04_registros/AASP_Gerenciador/AASP01_Grupos-Usuarios/GDE-AASP01-001_Registro-de-Analise-de-Decisao.docx
@@ -21,7 +21,7 @@
           <w:color w:val="003366"/>
           <w:sz w:val="36"/>
         </w:rPr>
-        <w:t>REGISTRO DE ANALISE DE DECISAO — AASP GERENCIADOR · GRUPOS DE USUARIOS</w:t>
+        <w:t>REGISTRO DE ANÁLISE DE DECISÃO — AASP GERENCIADOR · GRUPOS DE USUÁRIOS</w:t>
       </w:r>
     </w:p>
     <w:p>
@@ -201,7 +201,7 @@
                 <w:i w:val="0"/>
                 <w:sz w:val="20"/>
               </w:rPr>
-              <w:t>Versao</w:t>
+              <w:t>Versão</w:t>
             </w:r>
           </w:p>
         </w:tc>
@@ -450,7 +450,7 @@
                 <w:i w:val="0"/>
                 <w:sz w:val="20"/>
               </w:rPr>
-              <w:t>Abraão (GP) · Cezar Hiraki (TL) (Timeware)</w:t>
+              <w:t>Abraão Oliveira (GP) · Cézar Velázquez (TL) (Timeware)</w:t>
             </w:r>
           </w:p>
         </w:tc>
@@ -506,7 +506,7 @@
                 <w:i w:val="0"/>
                 <w:sz w:val="20"/>
               </w:rPr>
-              <w:t>Renan Kiyoshi (Timeware)</w:t>
+              <w:t>Renan Kioshi (Timeware)</w:t>
             </w:r>
           </w:p>
         </w:tc>
@@ -639,7 +639,7 @@
         </w:pBdr>
       </w:pPr>
       <w:r>
-        <w:t>Decisao GDE-001 — ORM para acesso ao banco SQL Server (Dapper vs Entity Framework Core)</w:t>
+        <w:t>Decisão GDE-001 — ORM para acesso ao banco SQL Server (Dapper vs Entity Framework Core)</w:t>
       </w:r>
     </w:p>
     <w:p>
@@ -663,7 +663,7 @@
           <w:i w:val="0"/>
           <w:sz w:val="22"/>
         </w:rPr>
-        <w:t>O ms.auxo.gruposusuarios precisa de uma camada de acesso ao banco SQL Server (auxo3). O projeto Gerenciador da AASP usa .NET Framework 4.7.2 como target framework. A escolha do ORM e uma decisao arquitetural com impacto em toda a camada de dados do microsservico, afetando performance, manutencao, compatibilidade e consistencia com o restante do projeto.</w:t>
+        <w:t>O ms.auxo.gruposusuarios precisa de uma camada de acesso ao banco SQL Server (auxo3). O projeto Gerenciador da AASP usa .NET Framework 4.7.2 como target framework. A escolha do ORM é uma decisão arquitetural com impacto em toda a camada de dados do microsserviço, afetando performance, manutenção, compatibilidade e consistência com o restante do projeto.</w:t>
       </w:r>
     </w:p>
     <w:p>
@@ -775,7 +775,7 @@
                 <w:color w:val="FFFFFF"/>
                 <w:sz w:val="20"/>
               </w:rPr>
-              <w:t>Descricao</w:t>
+              <w:t>Descrição</w:t>
             </w:r>
           </w:p>
         </w:tc>
@@ -858,7 +858,7 @@
                 <w:i w:val="0"/>
                 <w:sz w:val="20"/>
               </w:rPr>
-              <w:t>Micro-ORM open-source; queries SQL explicitas escritas pelo desenvolvedor; suporte pleno e oficial ao .NET Framework 4.7.2; alto desempenho em operacoes de leitura e escrita; baixo overhead de memoria e CPU; ja utilizado em outros modulos do Gerenciador AASP como padrao estabelecido</w:t>
+              <w:t>Micro-ORM open-source; queries SQL explícitas escritas pelo desenvolvedor; suporte pleno e oficial ao .NET Framework 4.7.2; alto desempenho em operações de leitura e escrita; baixo overhead de memória e CPU; já utilizado em outros módulos do Gerenciador AASP como padrão estabelecido</w:t>
             </w:r>
           </w:p>
         </w:tc>
@@ -938,7 +938,7 @@
                 <w:i w:val="0"/>
                 <w:sz w:val="20"/>
               </w:rPr>
-              <w:t>ORM completo da Microsoft com abstracao via LINQ e DbContext; suporte ao .NET Framework 4.7.2 e apenas experimental via netstandard2.0, podendo apresentar comportamentos inesperados; curva de aprendizado de migrations e DbContext; overhead maior em queries simples comparado ao Dapper; geracao de SQL pode ser opaca</w:t>
+              <w:t>ORM completo da Microsoft com abstração via LINQ e DbContext; suporte ao .NET Framework 4.7.2 e apenas experimental via netstandard2.0, podendo apresentar comportamentos inesperados; curva de aprendizado de migrations e DbContext; overhead maior em queries simples comparado ao Dapper; geração de SQL pode ser opaca</w:t>
             </w:r>
           </w:p>
         </w:tc>
@@ -1021,7 +1021,7 @@
                 <w:i w:val="0"/>
                 <w:sz w:val="20"/>
               </w:rPr>
-              <w:t>Acesso ao banco sem ORM; maximo controle sobre as queries; verboso e com alto custo de manutencao para operacoes CRUD; requer muito codigo boilerplate para cada operacao; nao oferece vantagem real sobre Dapper para este cenario</w:t>
+              <w:t>Acesso ao banco sem ORM; máximo controle sobre as queries; verboso e com alto custo de manutenção para operações CRUD; requer muito código boilerplate para cada operação; não oferece vantagem real sobre Dapper para este cenário</w:t>
             </w:r>
           </w:p>
         </w:tc>
@@ -1039,7 +1039,7 @@
         <w:keepLines/>
       </w:pPr>
       <w:r>
-        <w:t>3. Criterios de decisao</w:t>
+        <w:t>3. Critérios de decisão</w:t>
       </w:r>
     </w:p>
     <w:tbl>
@@ -1086,7 +1086,7 @@
                 <w:color w:val="FFFFFF"/>
                 <w:sz w:val="20"/>
               </w:rPr>
-              <w:t>Criterio</w:t>
+              <w:t>Critério</w:t>
             </w:r>
           </w:p>
         </w:tc>
@@ -1200,7 +1200,7 @@
                 <w:i w:val="0"/>
                 <w:sz w:val="20"/>
               </w:rPr>
-              <w:t>Consistencia com o padrao existente do projeto Gerenciador AASP</w:t>
+              <w:t>Consistência com o padrão existente do projeto Gerenciador AASP</w:t>
             </w:r>
           </w:p>
         </w:tc>
@@ -1256,7 +1256,7 @@
                 <w:i w:val="0"/>
                 <w:sz w:val="20"/>
               </w:rPr>
-              <w:t>Performance em operacoes de leitura (listagem de grupos, relatorios)</w:t>
+              <w:t>Performance em operações de leitura (listagem de grupos, relatórios)</w:t>
             </w:r>
           </w:p>
         </w:tc>
@@ -1312,7 +1312,7 @@
                 <w:i w:val="0"/>
                 <w:sz w:val="20"/>
               </w:rPr>
-              <w:t>Facilidade de manutencao e debugging de queries SQL</w:t>
+              <w:t>Facilidade de manutenção e debugging de queries SQL</w:t>
             </w:r>
           </w:p>
         </w:tc>
@@ -1337,7 +1337,7 @@
                 <w:i w:val="0"/>
                 <w:sz w:val="20"/>
               </w:rPr>
-              <w:t>Medio</w:t>
+              <w:t>Médio</w:t>
             </w:r>
           </w:p>
         </w:tc>
@@ -1394,7 +1394,7 @@
                 <w:i w:val="0"/>
                 <w:sz w:val="20"/>
               </w:rPr>
-              <w:t>Medio</w:t>
+              <w:t>Médio</w:t>
             </w:r>
           </w:p>
         </w:tc>
@@ -1412,7 +1412,7 @@
         <w:keepLines/>
       </w:pPr>
       <w:r>
-        <w:t>4. Avaliacao — Matriz de decisao</w:t>
+        <w:t>4. Avaliação — Matriz de decisão</w:t>
       </w:r>
     </w:p>
     <w:tbl>
@@ -1462,7 +1462,7 @@
                 <w:color w:val="FFFFFF"/>
                 <w:sz w:val="20"/>
               </w:rPr>
-              <w:t>Criterio</w:t>
+              <w:t>Critério</w:t>
             </w:r>
           </w:p>
         </w:tc>
@@ -1653,7 +1653,7 @@
                 <w:i w:val="0"/>
                 <w:sz w:val="20"/>
               </w:rPr>
-              <w:t>Plena — suporte oficial e estavel para .NET Framework 4.7.2</w:t>
+              <w:t>Plena — suporte oficial e estável para .NET Framework 4.7.2</w:t>
             </w:r>
           </w:p>
         </w:tc>
@@ -1705,7 +1705,7 @@
                 <w:i w:val="0"/>
                 <w:sz w:val="20"/>
               </w:rPr>
-              <w:t>Plena — ADO.NET e nativo do .NET Framework em qualquer versao</w:t>
+              <w:t>Plena — ADO.NET e nativo do .NET Framework em qualquer versão</w:t>
             </w:r>
           </w:p>
         </w:tc>
@@ -1735,7 +1735,7 @@
                 <w:i w:val="0"/>
                 <w:sz w:val="20"/>
               </w:rPr>
-              <w:t>Consistencia com o projeto</w:t>
+              <w:t>Consistência com o projeto</w:t>
             </w:r>
           </w:p>
         </w:tc>
@@ -1785,7 +1785,7 @@
                 <w:i w:val="0"/>
                 <w:sz w:val="20"/>
               </w:rPr>
-              <w:t>Excelente — Dapper ja e o padrao adotado nos outros modulos do Gerenciador AASP; equipe conhece o padrao</w:t>
+              <w:t>Excelente — Dapper já é o padrão adotado nos outros módulos do Gerenciador AASP; equipe conhece o padrão</w:t>
             </w:r>
           </w:p>
         </w:tc>
@@ -1810,7 +1810,7 @@
                 <w:i w:val="0"/>
                 <w:sz w:val="20"/>
               </w:rPr>
-              <w:t>Baixa — EF Core seria uma excecao no projeto, introduzindo um segundo padrao de acesso a dados sem justificativa tecnica suficiente</w:t>
+              <w:t>Baixa — EF Core seria uma exceção no projeto, introduzindo um segundo padrão de acesso a dados sem justificativa técnica suficiente</w:t>
             </w:r>
           </w:p>
         </w:tc>
@@ -1835,7 +1835,7 @@
                 <w:i w:val="0"/>
                 <w:sz w:val="20"/>
               </w:rPr>
-              <w:t>Media — possivel de usar, mas introduz verbosidade e diferenca de estilo em relacao ao restante</w:t>
+              <w:t>Média — possível de usar, mas introduz verbosidade e diferença de estilo em relação ao restante</w:t>
             </w:r>
           </w:p>
         </w:tc>
@@ -1918,7 +1918,7 @@
                 <w:i w:val="0"/>
                 <w:sz w:val="20"/>
               </w:rPr>
-              <w:t>Excelente — queries SQL otimizadas escritas diretamente pelo desenvolvedor; sem overhead de traducao LINQ para SQL</w:t>
+              <w:t>Excelente — queries SQL otimizadas escritas diretamente pelo desenvolvedor; sem overhead de tradução LINQ para SQL</w:t>
             </w:r>
           </w:p>
         </w:tc>
@@ -1944,7 +1944,7 @@
                 <w:i w:val="0"/>
                 <w:sz w:val="20"/>
               </w:rPr>
-              <w:t>Boa — pode gerar SQL ineficiente via LINQ para queries complexas; otimizacoes exigem conhecimento avancado do EF Core</w:t>
+              <w:t>Boa — pode gerar SQL ineficiente via LINQ para queries complexas; otimizações exigem conhecimento avançado do EF Core</w:t>
             </w:r>
           </w:p>
         </w:tc>
@@ -2000,7 +2000,7 @@
                 <w:i w:val="0"/>
                 <w:sz w:val="20"/>
               </w:rPr>
-              <w:t>Manutencao e debugging</w:t>
+              <w:t>Manutenção e debugging</w:t>
             </w:r>
           </w:p>
         </w:tc>
@@ -2025,7 +2025,7 @@
                 <w:i w:val="0"/>
                 <w:sz w:val="20"/>
               </w:rPr>
-              <w:t>Medio</w:t>
+              <w:t>Médio</w:t>
             </w:r>
           </w:p>
         </w:tc>
@@ -2050,7 +2050,7 @@
                 <w:i w:val="0"/>
                 <w:sz w:val="20"/>
               </w:rPr>
-              <w:t>Bom — SQL explicito e legivel no codigo; facil de debugar e otimizar queries diretamente</w:t>
+              <w:t>Bom — SQL explícito e legível no código; fácil de debugar e otimizar queries diretamente</w:t>
             </w:r>
           </w:p>
         </w:tc>
@@ -2075,7 +2075,7 @@
                 <w:i w:val="0"/>
                 <w:sz w:val="20"/>
               </w:rPr>
-              <w:t>Bom — mas o SQL gerado pelo EF Core pode ser opaco e dificil de debugar sem ferramentas adicionais</w:t>
+              <w:t>Bom — mas o SQL gerado pelo EF Core pode ser opaco e difícil de debugar sem ferramentas adicionais</w:t>
             </w:r>
           </w:p>
         </w:tc>
@@ -2100,7 +2100,7 @@
                 <w:i w:val="0"/>
                 <w:sz w:val="20"/>
               </w:rPr>
-              <w:t>Ruim — codigo muito verboso para CRUD basico; alto custo de manutencao para operacoes simples</w:t>
+              <w:t>Ruim — código muito verboso para CRUD básico; alto custo de manutenção para operações simples</w:t>
             </w:r>
           </w:p>
         </w:tc>
@@ -2157,7 +2157,7 @@
                 <w:i w:val="0"/>
                 <w:sz w:val="20"/>
               </w:rPr>
-              <w:t>Medio</w:t>
+              <w:t>Médio</w:t>
             </w:r>
           </w:p>
         </w:tc>
@@ -2183,7 +2183,7 @@
                 <w:i w:val="0"/>
                 <w:sz w:val="20"/>
               </w:rPr>
-              <w:t>Baixa — equipe ja trabalha com Dapper nos outros modulos; sem necessidade de treinamento adicional</w:t>
+              <w:t>Baixa — equipe já trabalha com Dapper nos outros módulos; sem necessidade de treinamento adicional</w:t>
             </w:r>
           </w:p>
         </w:tc>
@@ -2209,7 +2209,7 @@
                 <w:i w:val="0"/>
                 <w:sz w:val="20"/>
               </w:rPr>
-              <w:t>Media — EF Core tem curva de aprendizado significativa com migrations, DbContext, fluent API e comportamentos de tracking</w:t>
+              <w:t>Média — EF Core tem curva de aprendizado significativa com migrations, DbContext, fluent API e comportamentos de tracking</w:t>
             </w:r>
           </w:p>
         </w:tc>
@@ -2253,7 +2253,7 @@
         <w:keepLines/>
       </w:pPr>
       <w:r>
-        <w:t>5. Decisao</w:t>
+        <w:t>5. Decisão</w:t>
       </w:r>
     </w:p>
     <w:p>
@@ -2281,7 +2281,7 @@
           <w:i w:val="0"/>
           <w:sz w:val="22"/>
         </w:rPr>
-        <w:t>Justificativa: A compatibilidade plena com .NET Framework 4.7.2 e a consistencia com o padrao existente do Gerenciador AASP foram os fatores determinantes. O suporte do EF Core ao .NET Framework e apenas via netstandard2.0, introduzindo risco tecnico desnecessario em um projeto de producao. O Dapper oferece performance superior em queries de leitura, e a equipe ja possui experiencia consolidada com o micro-ORM nos outros modulos do projeto, eliminando curva de aprendizado e garantindo consistencia arquitetural. A alternativa C (ADO.NET puro) foi descartada por nao oferecer vantagem real sobre o Dapper para este cenario, com custo de manutencao significativamente maior.</w:t>
+        <w:t>Justificativa: A compatibilidade plena com .NET Framework 4.7.2 e a consistência com o padrão existente do Gerenciador AASP foram os fatores determinantes. O suporte do EF Core ao .NET Framework e apenas via netstandard2.0, introduzindo risco técnico desnecessário em um projeto de produção. O Dapper oferece performance superior em queries de leitura, e a equipe já possui experiência consolidada com o micro-ORM nos outros módulos do projeto, eliminando curva de aprendizado e garantindo consistência arquitetural. A alternativa C (ADO.NET puro) foi descartada por não oferecer vantagem real sobre o Dapper para este cenário, com custo de manutenção significativamente maior.</w:t>
       </w:r>
     </w:p>
     <w:p>
@@ -2291,7 +2291,7 @@
         <w:keepLines/>
       </w:pPr>
       <w:r>
-        <w:t>6. Impacto e riscos da decisao</w:t>
+        <w:t>6. Impacto e riscos da decisão</w:t>
       </w:r>
     </w:p>
     <w:p>
@@ -2315,7 +2315,7 @@
           <w:i w:val="0"/>
           <w:sz w:val="22"/>
         </w:rPr>
-        <w:t xml:space="preserve"> toda a camada de repositorio do ms.auxo.gruposusuarios usara Dapper com queries SQL explicitas; migrations e alteracoes de schema serao gerenciadas por scripts .sql versionados no repositorio (sem EF Core migrations)</w:t>
+        <w:t xml:space="preserve"> toda a camada de repositório do ms.auxo.gruposusuarios usará Dapper com queries SQL explícitas; migrations e alterações de schema serao gerenciadas por scripts .sql versionados no repositório (sem EF Core migrations)</w:t>
       </w:r>
     </w:p>
     <w:p>
@@ -2339,7 +2339,7 @@
           <w:i w:val="0"/>
           <w:sz w:val="22"/>
         </w:rPr>
-        <w:t xml:space="preserve"> maior verbosidade no repositorio em comparacao com EF Core para operacoes simples; mitigado pela consistencia com o padrao do projeto e pela experiencia da equipe com Dapper</w:t>
+        <w:t xml:space="preserve"> maior verbosidade no repositório em comparação com EF Core para operações simples; mitigado pela consistência com o padrão do projeto e pela experiência da equipe com Dapper</w:t>
       </w:r>
     </w:p>
     <w:p>
@@ -2354,7 +2354,7 @@
           <w:i w:val="0"/>
           <w:sz w:val="22"/>
         </w:rPr>
-        <w:t>Decisao validada por:</w:t>
+        <w:t>Decisão validada por:</w:t>
       </w:r>
       <w:r>
         <w:rPr>
@@ -2363,7 +2363,7 @@
           <w:i w:val="0"/>
           <w:sz w:val="22"/>
         </w:rPr>
-        <w:t xml:space="preserve"> Cezar Hiraki (TL) e Marcos Turnes (PO) no Kickoff em 19/05/2026</w:t>
+        <w:t xml:space="preserve"> Cézar Velázquez (TL) e Marcos Turnes (PO) no Kickoff em 19/05/2026</w:t>
       </w:r>
     </w:p>
     <w:p>
@@ -2376,7 +2376,7 @@
         </w:pBdr>
       </w:pPr>
       <w:r>
-        <w:t>Decisao GDE-002 — Estrategia de exclusao de grupos (Soft Delete vs Hard Delete)</w:t>
+        <w:t>Decisão GDE-002 — Estratégia de exclusão de grupos (Soft Delete vs Hard Delete)</w:t>
       </w:r>
     </w:p>
     <w:p>
@@ -2400,7 +2400,7 @@
           <w:i w:val="0"/>
           <w:sz w:val="22"/>
         </w:rPr>
-        <w:t>Ao excluir um grupo de usuarios, e necessario decidir se o registro e removido fisicamente do banco (hard delete via DELETE SQL) ou apenas marcado como inativo (soft delete via campo Ativo=false). A decisao impacta integridade referencial das tabelas relacionadas (PermissoesGrupo, UsuariosGrupo, AuditoriaGrupos), auditabilidade do sistema e conformidade com os requisitos do processo MPS-SW de rastreabilidade.</w:t>
+        <w:t>Ao excluir um grupo de usuários, é necessário decidir se o registro é removido fisicamente do banco (hard delete via DELETE SQL) ou apenas marcado como inativo (soft delete via campo Ativo=false). A decisão impacta integridade referencial das tabelas relacionadas (PermissoesGrupo, UsuariosGrupo, AuditoriaGrupos), auditabilidade do sistema e conformidade com os requisitos do processo MPS-SW de rastreabilidade.</w:t>
       </w:r>
     </w:p>
     <w:p>
@@ -2512,7 +2512,7 @@
                 <w:color w:val="FFFFFF"/>
                 <w:sz w:val="20"/>
               </w:rPr>
-              <w:t>Descricao</w:t>
+              <w:t>Descrição</w:t>
             </w:r>
           </w:p>
         </w:tc>
@@ -2595,7 +2595,7 @@
                 <w:i w:val="0"/>
                 <w:sz w:val="20"/>
               </w:rPr>
-              <w:t>Registro permanece fisicamente no banco; campo Ativo bit e definido como false na operacao de exclusao; todas as queries de listagem filtram WHERE Ativo=1; historico de dados preservado; integridade referencial com tabelas filhas mantida sem cascata de delecoes; compativel com auditoria</w:t>
+              <w:t>Registro permanece fisicamente no banco; campo Ativo bit e definido como false na operação de exclusão; todas as queries de listagem filtram WHERE Ativo=1; histórico de dados preservado; integridade referencial com tabelas filhas mantida sem cascata de deleções; compatível com auditoria</w:t>
             </w:r>
           </w:p>
         </w:tc>
@@ -2650,7 +2650,7 @@
                 <w:i w:val="0"/>
                 <w:sz w:val="20"/>
               </w:rPr>
-              <w:t>Hard Delete (exclusao fisica)</w:t>
+              <w:t>Hard Delete (exclusão física)</w:t>
             </w:r>
           </w:p>
         </w:tc>
@@ -2675,7 +2675,7 @@
                 <w:i w:val="0"/>
                 <w:sz w:val="20"/>
               </w:rPr>
-              <w:t>Registro removido do banco via DELETE SQL; implementacao mais simples; perde o historico do grupo; pode causar registros orfaos em tabelas relacionadas como PermissoesGrupo, UsuariosGrupo e AuditoriaGrupos, a menos que se implemente CASCADE DELETE ou exclusao manual em cascata</w:t>
+              <w:t>Registro removido do banco via DELETE SQL; implementação mais simples; perde o histórico do grupo; pode causar registros orfaos em tabelas relacionadas como PermissoesGrupo, UsuariosGrupo e AuditoriaGrupos, a menos que se implemente CASCADE DELETE ou exclusão manual em cascata</w:t>
             </w:r>
           </w:p>
         </w:tc>
@@ -2693,7 +2693,7 @@
         <w:keepLines/>
       </w:pPr>
       <w:r>
-        <w:t>3. Criterios de decisao</w:t>
+        <w:t>3. Critérios de decisão</w:t>
       </w:r>
     </w:p>
     <w:tbl>
@@ -2740,7 +2740,7 @@
                 <w:color w:val="FFFFFF"/>
                 <w:sz w:val="20"/>
               </w:rPr>
-              <w:t>Criterio</w:t>
+              <w:t>Critério</w:t>
             </w:r>
           </w:p>
         </w:tc>
@@ -2798,7 +2798,7 @@
                 <w:i w:val="0"/>
                 <w:sz w:val="20"/>
               </w:rPr>
-              <w:t>Integridade referencial e preservacao do historico de dados</w:t>
+              <w:t>Integridade referencial e preservação do histórico de dados</w:t>
             </w:r>
           </w:p>
         </w:tc>
@@ -2936,7 +2936,7 @@
                 <w:i w:val="0"/>
                 <w:sz w:val="20"/>
               </w:rPr>
-              <w:t>Medio</w:t>
+              <w:t>Médio</w:t>
             </w:r>
           </w:p>
         </w:tc>
@@ -2966,7 +2966,7 @@
                 <w:i w:val="0"/>
                 <w:sz w:val="20"/>
               </w:rPr>
-              <w:t>Simplicidade de implementacao</w:t>
+              <w:t>Simplicidade de implementação</w:t>
             </w:r>
           </w:p>
         </w:tc>
@@ -3009,7 +3009,7 @@
         <w:keepLines/>
       </w:pPr>
       <w:r>
-        <w:t>4. Avaliacao — Matriz de decisao</w:t>
+        <w:t>4. Avaliação — Matriz de decisão</w:t>
       </w:r>
     </w:p>
     <w:tbl>
@@ -3058,7 +3058,7 @@
                 <w:color w:val="FFFFFF"/>
                 <w:sz w:val="20"/>
               </w:rPr>
-              <w:t>Criterio</w:t>
+              <w:t>Critério</w:t>
             </w:r>
           </w:p>
         </w:tc>
@@ -3170,7 +3170,7 @@
                 <w:i w:val="0"/>
                 <w:sz w:val="20"/>
               </w:rPr>
-              <w:t>Integridade referencial e historico</w:t>
+              <w:t>Integridade referencial e histórico</w:t>
             </w:r>
           </w:p>
         </w:tc>
@@ -3222,7 +3222,7 @@
                 <w:i w:val="0"/>
                 <w:sz w:val="20"/>
               </w:rPr>
-              <w:t>Excelente — registros de PermissoesGrupo, UsuariosGrupo e AuditoriaGrupos permanecem integros com FK valida; historico completo preservado</w:t>
+              <w:t>Excelente — registros de PermissoesGrupo, UsuariosGrupo e AuditoriaGrupos permanecem integros com FK valida; histórico completo preservado</w:t>
             </w:r>
           </w:p>
         </w:tc>
@@ -3248,7 +3248,7 @@
                 <w:i w:val="0"/>
                 <w:sz w:val="20"/>
               </w:rPr>
-              <w:t>Ruim — exige CASCADE DELETE em todas as tabelas filhas ou exclusao manual em cascata; historico de AuditoriaGrupos perdido</w:t>
+              <w:t>Ruim — exige CASCADE DELETE em todas as tabelas filhas ou exclusão manual em cascata; histórico de AuditoriaGrupos perdido</w:t>
             </w:r>
           </w:p>
         </w:tc>
@@ -3328,7 +3328,7 @@
                 <w:i w:val="0"/>
                 <w:sz w:val="20"/>
               </w:rPr>
-              <w:t>Excelente — grupos inativos podem ser consultados para auditoria; AuditoriaGrupos mantem GrupoId valido mesmo apos inativacao</w:t>
+              <w:t>Excelente — grupos inativos podem ser consultados para auditoria; AuditoriaGrupos mantém GrupoId válido mesmo após inativação</w:t>
             </w:r>
           </w:p>
         </w:tc>
@@ -3353,7 +3353,7 @@
                 <w:i w:val="0"/>
                 <w:sz w:val="20"/>
               </w:rPr>
-              <w:t>Ruim — registros de AuditoriaGrupos ficam orfaos apos hard delete do grupo; rastreabilidade comprometida</w:t>
+              <w:t>Ruim — registros de AuditoriaGrupos ficam orfaos após hard delete do grupo; rastreabilidade comprometida</w:t>
             </w:r>
           </w:p>
         </w:tc>
@@ -3410,7 +3410,7 @@
                 <w:i w:val="0"/>
                 <w:sz w:val="20"/>
               </w:rPr>
-              <w:t>Medio</w:t>
+              <w:t>Médio</w:t>
             </w:r>
           </w:p>
         </w:tc>
@@ -3462,7 +3462,7 @@
                 <w:i w:val="0"/>
                 <w:sz w:val="20"/>
               </w:rPr>
-              <w:t>Nao validado — nao e a expectativa do PO</w:t>
+              <w:t>Não validado — não é a expectativa do PO</w:t>
             </w:r>
           </w:p>
         </w:tc>
@@ -3492,7 +3492,7 @@
                 <w:i w:val="0"/>
                 <w:sz w:val="20"/>
               </w:rPr>
-              <w:t>Simplicidade de implementacao</w:t>
+              <w:t>Simplicidade de implementação</w:t>
             </w:r>
           </w:p>
         </w:tc>
@@ -3542,7 +3542,7 @@
                 <w:i w:val="0"/>
                 <w:sz w:val="20"/>
               </w:rPr>
-              <w:t>Media — requer adicao do campo Ativo e filtro WHERE Ativo=1 em todas as queries de listagem</w:t>
+              <w:t>Média — requer adição do campo Ativo e filtro WHERE Ativo=1 em todas as queries de listagem</w:t>
             </w:r>
           </w:p>
         </w:tc>
@@ -3567,7 +3567,7 @@
                 <w:i w:val="0"/>
                 <w:sz w:val="20"/>
               </w:rPr>
-              <w:t>Alta — DELETE SQL simples, sem necessidade de campo adicional; porem exige tratamento de cascata</w:t>
+              <w:t>Alta — DELETE SQL simples, sem necessidade de campo adicional; porém exige tratamento de cascata</w:t>
             </w:r>
           </w:p>
         </w:tc>
@@ -3585,7 +3585,7 @@
         <w:keepLines/>
       </w:pPr>
       <w:r>
-        <w:t>5. Decisao</w:t>
+        <w:t>5. Decisão</w:t>
       </w:r>
     </w:p>
     <w:p>
@@ -3613,7 +3613,7 @@
           <w:i w:val="0"/>
           <w:sz w:val="22"/>
         </w:rPr>
-        <w:t>Justificativa: A integridade referencial e critica para o ms.auxo.gruposusuarios — grupos possuem historico de vinculos (UsuariosGrupo), permissoes (PermissoesGrupo) e registros de auditoria (AuditoriaGrupos) que nao devem ser perdidos. O hard delete exigiria cascata de exclusoes ou geraria registros orfaos em tabelas filhas, comprometendo a rastreabilidade exigida pelo processo MPS-SW. O soft delete preserva o historico completo, e compativel com o requisito de auditoria (AG-23 — implementado na Sprint 2) e alinhado com a rastreabilidade exigida pelo MPS-SW nivel C. Decisao validada com o PO Marcos Turnes no Kickoff em 19/05/2026 (referenciado como D-02 na ATA-AASP01-001).</w:t>
+        <w:t>Justificativa: A integridade referencial é crítica para o ms.auxo.gruposusuarios — grupos possuem histórico de vínculos (UsuariosGrupo), permissões (PermissoesGrupo) e registros de auditoria (AuditoriaGrupos) que não devem ser perdidos. O hard delete exigiria cascata de exclusões ou geraria registros orfaos em tabelas filhas, comprometendo a rastreabilidade exigida pelo processo MPS-SW. O soft delete preserva o histórico completo, é compatível com o requisito de auditoria (AG-23 — implementado na Sprint 2) e alinhado com a rastreabilidade exigida pelo MPS-SW nível C. Decisão validada com o PO Marcos Turnes no Kickoff em 19/05/2026 (referenciado como D-02 na ATA-AASP01-001).</w:t>
       </w:r>
     </w:p>
     <w:p>
@@ -3623,7 +3623,7 @@
         <w:keepLines/>
       </w:pPr>
       <w:r>
-        <w:t>6. Impacto da decisao</w:t>
+        <w:t>6. Impacto da decisão</w:t>
       </w:r>
     </w:p>
     <w:p>
@@ -3647,7 +3647,7 @@
           <w:i w:val="0"/>
           <w:sz w:val="22"/>
         </w:rPr>
-        <w:t xml:space="preserve"> campo Ativo bit NOT NULL DEFAULT 1 incluido na definicao da tabela</w:t>
+        <w:t xml:space="preserve"> campo Ativo bit NOT NULL DEFAULT 1 incluido na definição da tabela</w:t>
       </w:r>
     </w:p>
     <w:p>
@@ -3671,7 +3671,7 @@
           <w:i w:val="0"/>
           <w:sz w:val="22"/>
         </w:rPr>
-        <w:t xml:space="preserve"> executa UPDATE Grupos SET Ativo=0, DataAtualizacao=GETDATE() WHERE Id={id} — nao executa DELETE SQL</w:t>
+        <w:t xml:space="preserve"> executa UPDATE Grupos SET Ativo=0, DataAtualizacao=GETDATE() WHERE Id={id} — não executa DELETE SQL</w:t>
       </w:r>
     </w:p>
     <w:p>
@@ -3710,7 +3710,7 @@
           <w:i w:val="0"/>
           <w:sz w:val="22"/>
         </w:rPr>
-        <w:t>Regra de negocio:</w:t>
+        <w:t>Regra de negócio:</w:t>
       </w:r>
       <w:r>
         <w:rPr>
@@ -3719,7 +3719,7 @@
           <w:i w:val="0"/>
           <w:sz w:val="22"/>
         </w:rPr>
-        <w:t xml:space="preserve"> grupos com Ativo=false nao podem receber novos vinculos de usuarios nem novas permissoes — validacao implementada no GrupoService</w:t>
+        <w:t xml:space="preserve"> grupos com Ativo=false não podem receber novos vínculos de usuários nem novas permissões — validação implementada no GrupoService</w:t>
       </w:r>
     </w:p>
     <w:p>
@@ -3758,7 +3758,7 @@
           <w:i w:val="0"/>
           <w:sz w:val="22"/>
         </w:rPr>
-        <w:t>Soft delete de vinculos:</w:t>
+        <w:t>Soft delete de vínculos:</w:t>
       </w:r>
       <w:r>
         <w:rPr>
@@ -3767,7 +3767,7 @@
           <w:i w:val="0"/>
           <w:sz w:val="22"/>
         </w:rPr>
-        <w:t xml:space="preserve"> a mesma estrategia se aplica a UsuariosGrupo — desvinculo de usuario faz UPDATE Ativo=0, nao DELETE do registro</w:t>
+        <w:t xml:space="preserve"> a mesma estratégia se aplica a UsuariosGrupo — desvínculo de usuário faz UPDATE Ativo=0, não DELETE do registro</w:t>
       </w:r>
     </w:p>
     <w:p>
@@ -3780,7 +3780,7 @@
         </w:pBdr>
       </w:pPr>
       <w:r>
-        <w:t>Historico de revisoes</w:t>
+        <w:t>Histórico de revisões</w:t>
       </w:r>
     </w:p>
     <w:tbl>
@@ -3828,7 +3828,7 @@
                 <w:i w:val="0"/>
                 <w:sz w:val="20"/>
               </w:rPr>
-              <w:t>Versao</w:t>
+              <w:t>Versão</w:t>
             </w:r>
           </w:p>
         </w:tc>
@@ -3906,7 +3906,7 @@
                 <w:i w:val="0"/>
                 <w:sz w:val="20"/>
               </w:rPr>
-              <w:t>Descricao</w:t>
+              <w:t>Descrição</w:t>
             </w:r>
           </w:p>
         </w:tc>
@@ -3987,7 +3987,7 @@
                 <w:i w:val="0"/>
                 <w:sz w:val="20"/>
               </w:rPr>
-              <w:t>Abraão</w:t>
+              <w:t>Abraão Oliveira</w:t>
             </w:r>
           </w:p>
         </w:tc>
@@ -4012,7 +4012,7 @@
                 <w:i w:val="0"/>
                 <w:sz w:val="20"/>
               </w:rPr>
-              <w:t>Criacao do documento; decisoes GDE-001 (Dapper) e GDE-002 (Soft Delete) tomadas no Kickoff e formalizadas com base nas discussoes com Marcos Turnes (PO) e Renan Kiyoshi (Dev)</w:t>
+              <w:t>Criação do documento; decisões GDE-001 (Dapper) e GDE-002 (Soft Delete) tomadas no Kickoff e formalizadas com base nas discussões com Marcos Turnes (PO) e Renan Kioshi (Dev)</w:t>
             </w:r>
           </w:p>
         </w:tc>

--- a/mps-nivel-c/oficial/04_registros/AASP_Gerenciador/AASP01_Grupos-Usuarios/GDE-AASP01-001_Registro-de-Analise-de-Decisao.docx
+++ b/mps-nivel-c/oficial/04_registros/AASP_Gerenciador/AASP01_Grupos-Usuarios/GDE-AASP01-001_Registro-de-Analise-de-Decisao.docx
@@ -21,7 +21,7 @@
           <w:color w:val="003366"/>
           <w:sz w:val="36"/>
         </w:rPr>
-        <w:t>REGISTRO DE ANALISE DE DECISAO — AASP GERENCIADOR · GRUPOS DE USUARIOS</w:t>
+        <w:t>REGISTRO DE ANÁLISE DE DECISÃO — AASP GERENCIADOR · GRUPOS DE USUÁRIOS</w:t>
       </w:r>
     </w:p>
     <w:p>
@@ -34,7 +34,7 @@
           <w:color w:val="555555"/>
           <w:sz w:val="20"/>
         </w:rPr>
-        <w:t>GDE-AASP01-001   ·   Versão 1.0   ·   19/05/2026   ·   Timeware Brasil</w:t>
+        <w:t>GDE-AASP01-001   ·   Versão 1.1   ·   19/05/2026   ·   Timeware Brasil</w:t>
       </w:r>
     </w:p>
     <w:p>
@@ -201,7 +201,7 @@
                 <w:i w:val="0"/>
                 <w:sz w:val="20"/>
               </w:rPr>
-              <w:t>Versao</w:t>
+              <w:t>Versão</w:t>
             </w:r>
           </w:p>
         </w:tc>
@@ -226,7 +226,7 @@
                 <w:i w:val="0"/>
                 <w:sz w:val="20"/>
               </w:rPr>
-              <w:t>1.0</w:t>
+              <w:t>1.1</w:t>
             </w:r>
           </w:p>
         </w:tc>
@@ -639,7 +639,7 @@
         </w:pBdr>
       </w:pPr>
       <w:r>
-        <w:t>Decisao GDE-001 — ORM para acesso ao banco SQL Server (Dapper vs Entity Framework Core)</w:t>
+        <w:t>Decisão GDE-001 — ORM para acesso ao banco SQL Server (Dapper vs Entity Framework Core)</w:t>
       </w:r>
     </w:p>
     <w:p>
@@ -663,7 +663,7 @@
           <w:i w:val="0"/>
           <w:sz w:val="22"/>
         </w:rPr>
-        <w:t>O ms.auxo.gruposusuarios precisa de uma camada de acesso ao banco SQL Server (auxo3). O projeto Gerenciador da AASP usa .NET Framework 4.7.2 como target framework. A escolha do ORM e uma decisao arquitetural com impacto em toda a camada de dados do microsservico, afetando performance, manutencao, compatibilidade e consistencia com o restante do projeto.</w:t>
+        <w:t>O ms.auxo.gruposusuarios precisa de uma camada de acesso ao banco SQL Server (auxo3). O projeto Gerenciador da AASP usa .NET Framework 4.7.2 como target framework. A escolha do ORM e uma decisão arquitetural com impacto em toda a camada de dados do microsserviço, afetando performance, manutenção, compatibilidade e consistência com o restante do projeto.</w:t>
       </w:r>
     </w:p>
     <w:p>
@@ -775,7 +775,7 @@
                 <w:color w:val="FFFFFF"/>
                 <w:sz w:val="20"/>
               </w:rPr>
-              <w:t>Descricao</w:t>
+              <w:t>Descrição</w:t>
             </w:r>
           </w:p>
         </w:tc>
@@ -858,7 +858,7 @@
                 <w:i w:val="0"/>
                 <w:sz w:val="20"/>
               </w:rPr>
-              <w:t>Micro-ORM open-source; queries SQL explicitas escritas pelo desenvolvedor; suporte pleno e oficial ao .NET Framework 4.7.2; alto desempenho em operacoes de leitura e escrita; baixo overhead de memoria e CPU; ja utilizado em outros modulos do Gerenciador AASP como padrao estabelecido</w:t>
+              <w:t>Micro-ORM open-source; queries SQL explicitas escritas pelo desenvolvedor; suporte pleno e oficial ao .NET Framework 4.7.2; alto desempenho em operações de leitura e escrita; baixo overhead de memória e CPU; já utilizado em outros módulos do Gerenciador AASP como padrão estabelecido</w:t>
             </w:r>
           </w:p>
         </w:tc>
@@ -938,7 +938,7 @@
                 <w:i w:val="0"/>
                 <w:sz w:val="20"/>
               </w:rPr>
-              <w:t>ORM completo da Microsoft com abstracao via LINQ e DbContext; suporte ao .NET Framework 4.7.2 e apenas experimental via netstandard2.0, podendo apresentar comportamentos inesperados; curva de aprendizado de migrations e DbContext; overhead maior em queries simples comparado ao Dapper; geracao de SQL pode ser opaca</w:t>
+              <w:t>ORM completo da Microsoft com abstração via LINQ e DbContext; suporte ao .NET Framework 4.7.2 e apenas experimental via netstandard2.0, podendo apresentar comportamentos inesperados; curva de aprendizado de migrations e DbContext; overhead maior em queries simples comparado ao Dapper; geração de SQL pode ser opaca</w:t>
             </w:r>
           </w:p>
         </w:tc>
@@ -1021,7 +1021,7 @@
                 <w:i w:val="0"/>
                 <w:sz w:val="20"/>
               </w:rPr>
-              <w:t>Acesso ao banco sem ORM; maximo controle sobre as queries; verboso e com alto custo de manutencao para operacoes CRUD; requer muito codigo boilerplate para cada operacao; nao oferece vantagem real sobre Dapper para este cenario</w:t>
+              <w:t>Acesso ao banco sem ORM; máximo controle sobre as queries; verboso e com alto custo de manutenção para operações CRUD; requer muito código boilerplate para cada operação; não oferece vantagem real sobre Dapper para este cenário</w:t>
             </w:r>
           </w:p>
         </w:tc>
@@ -1039,7 +1039,7 @@
         <w:keepLines/>
       </w:pPr>
       <w:r>
-        <w:t>3. Criterios de decisao</w:t>
+        <w:t>3. Critérios de decisão</w:t>
       </w:r>
     </w:p>
     <w:tbl>
@@ -1086,7 +1086,7 @@
                 <w:color w:val="FFFFFF"/>
                 <w:sz w:val="20"/>
               </w:rPr>
-              <w:t>Criterio</w:t>
+              <w:t>Critério</w:t>
             </w:r>
           </w:p>
         </w:tc>
@@ -1200,7 +1200,7 @@
                 <w:i w:val="0"/>
                 <w:sz w:val="20"/>
               </w:rPr>
-              <w:t>Consistencia com o padrao existente do projeto Gerenciador AASP</w:t>
+              <w:t>Consistência com o padrão existente do projeto Gerenciador AASP</w:t>
             </w:r>
           </w:p>
         </w:tc>
@@ -1256,7 +1256,7 @@
                 <w:i w:val="0"/>
                 <w:sz w:val="20"/>
               </w:rPr>
-              <w:t>Performance em operacoes de leitura (listagem de grupos, relatorios)</w:t>
+              <w:t>Performance em operações de leitura (listagem de grupos, relatórios)</w:t>
             </w:r>
           </w:p>
         </w:tc>
@@ -1312,7 +1312,7 @@
                 <w:i w:val="0"/>
                 <w:sz w:val="20"/>
               </w:rPr>
-              <w:t>Facilidade de manutencao e debugging de queries SQL</w:t>
+              <w:t>Facilidade de manutenção e debugging de queries SQL</w:t>
             </w:r>
           </w:p>
         </w:tc>
@@ -1412,7 +1412,7 @@
         <w:keepLines/>
       </w:pPr>
       <w:r>
-        <w:t>4. Avaliacao — Matriz de decisao</w:t>
+        <w:t>4. Avaliação — Matriz de decisão</w:t>
       </w:r>
     </w:p>
     <w:tbl>
@@ -1462,7 +1462,7 @@
                 <w:color w:val="FFFFFF"/>
                 <w:sz w:val="20"/>
               </w:rPr>
-              <w:t>Criterio</w:t>
+              <w:t>Critério</w:t>
             </w:r>
           </w:p>
         </w:tc>
@@ -1705,7 +1705,7 @@
                 <w:i w:val="0"/>
                 <w:sz w:val="20"/>
               </w:rPr>
-              <w:t>Plena — ADO.NET e nativo do .NET Framework em qualquer versao</w:t>
+              <w:t>Plena — ADO.NET e nativo do .NET Framework em qualquer versão</w:t>
             </w:r>
           </w:p>
         </w:tc>
@@ -1735,7 +1735,7 @@
                 <w:i w:val="0"/>
                 <w:sz w:val="20"/>
               </w:rPr>
-              <w:t>Consistencia com o projeto</w:t>
+              <w:t>Consistência com o projeto</w:t>
             </w:r>
           </w:p>
         </w:tc>
@@ -1785,7 +1785,7 @@
                 <w:i w:val="0"/>
                 <w:sz w:val="20"/>
               </w:rPr>
-              <w:t>Excelente — Dapper ja e o padrao adotado nos outros modulos do Gerenciador AASP; equipe conhece o padrao</w:t>
+              <w:t>Excelente — Dapper já e o padrão adotado nos outros módulos do Gerenciador AASP; equipe conhece o padrão</w:t>
             </w:r>
           </w:p>
         </w:tc>
@@ -1810,7 +1810,7 @@
                 <w:i w:val="0"/>
                 <w:sz w:val="20"/>
               </w:rPr>
-              <w:t>Baixa — EF Core seria uma excecao no projeto, introduzindo um segundo padrao de acesso a dados sem justificativa tecnica suficiente</w:t>
+              <w:t>Baixa — EF Core seria uma exceção no projeto, introduzindo um segundo padrão de acesso a dados sem justificativa técnica suficiente</w:t>
             </w:r>
           </w:p>
         </w:tc>
@@ -1835,7 +1835,7 @@
                 <w:i w:val="0"/>
                 <w:sz w:val="20"/>
               </w:rPr>
-              <w:t>Media — possivel de usar, mas introduz verbosidade e diferenca de estilo em relacao ao restante</w:t>
+              <w:t>Media — possível de usar, mas introduz verbosidade e diferenca de estilo em relação ao restante</w:t>
             </w:r>
           </w:p>
         </w:tc>
@@ -1918,7 +1918,7 @@
                 <w:i w:val="0"/>
                 <w:sz w:val="20"/>
               </w:rPr>
-              <w:t>Excelente — queries SQL otimizadas escritas diretamente pelo desenvolvedor; sem overhead de traducao LINQ para SQL</w:t>
+              <w:t>Excelente — queries SQL otimizadas escritas diretamente pelo desenvolvedor; sem overhead de tradução LINQ para SQL</w:t>
             </w:r>
           </w:p>
         </w:tc>
@@ -1944,7 +1944,7 @@
                 <w:i w:val="0"/>
                 <w:sz w:val="20"/>
               </w:rPr>
-              <w:t>Boa — pode gerar SQL ineficiente via LINQ para queries complexas; otimizacoes exigem conhecimento avancado do EF Core</w:t>
+              <w:t>Boa — pode gerar SQL ineficiente via LINQ para queries complexas; otimizações exigem conhecimento avancado do EF Core</w:t>
             </w:r>
           </w:p>
         </w:tc>
@@ -2000,7 +2000,7 @@
                 <w:i w:val="0"/>
                 <w:sz w:val="20"/>
               </w:rPr>
-              <w:t>Manutencao e debugging</w:t>
+              <w:t>Manutenção e debugging</w:t>
             </w:r>
           </w:p>
         </w:tc>
@@ -2050,7 +2050,7 @@
                 <w:i w:val="0"/>
                 <w:sz w:val="20"/>
               </w:rPr>
-              <w:t>Bom — SQL explicito e legivel no codigo; facil de debugar e otimizar queries diretamente</w:t>
+              <w:t>Bom — SQL explicito e legivel no código; fácil de debugar e otimizar queries diretamente</w:t>
             </w:r>
           </w:p>
         </w:tc>
@@ -2075,7 +2075,7 @@
                 <w:i w:val="0"/>
                 <w:sz w:val="20"/>
               </w:rPr>
-              <w:t>Bom — mas o SQL gerado pelo EF Core pode ser opaco e dificil de debugar sem ferramentas adicionais</w:t>
+              <w:t>Bom — mas o SQL gerado pelo EF Core pode ser opaco e difícil de debugar sem ferramentas adicionais</w:t>
             </w:r>
           </w:p>
         </w:tc>
@@ -2100,7 +2100,7 @@
                 <w:i w:val="0"/>
                 <w:sz w:val="20"/>
               </w:rPr>
-              <w:t>Ruim — codigo muito verboso para CRUD basico; alto custo de manutencao para operacoes simples</w:t>
+              <w:t>Ruim — código muito verboso para CRUD básico; alto custo de manutenção para operações simples</w:t>
             </w:r>
           </w:p>
         </w:tc>
@@ -2183,7 +2183,7 @@
                 <w:i w:val="0"/>
                 <w:sz w:val="20"/>
               </w:rPr>
-              <w:t>Baixa — equipe ja trabalha com Dapper nos outros modulos; sem necessidade de treinamento adicional</w:t>
+              <w:t>Baixa — equipe já trabalha com Dapper nos outros módulos; sem necessidade de treinamento adicional</w:t>
             </w:r>
           </w:p>
         </w:tc>
@@ -2253,7 +2253,7 @@
         <w:keepLines/>
       </w:pPr>
       <w:r>
-        <w:t>5. Decisao</w:t>
+        <w:t>5. Decisão</w:t>
       </w:r>
     </w:p>
     <w:p>
@@ -2281,7 +2281,7 @@
           <w:i w:val="0"/>
           <w:sz w:val="22"/>
         </w:rPr>
-        <w:t>Justificativa: A compatibilidade plena com .NET Framework 4.7.2 e a consistencia com o padrao existente do Gerenciador AASP foram os fatores determinantes. O suporte do EF Core ao .NET Framework e apenas via netstandard2.0, introduzindo risco tecnico desnecessario em um projeto de producao. O Dapper oferece performance superior em queries de leitura, e a equipe ja possui experiencia consolidada com o micro-ORM nos outros modulos do projeto, eliminando curva de aprendizado e garantindo consistencia arquitetural. A alternativa C (ADO.NET puro) foi descartada por nao oferecer vantagem real sobre o Dapper para este cenario, com custo de manutencao significativamente maior.</w:t>
+        <w:t>Justificativa: A compatibilidade plena com .NET Framework 4.7.2 e a consistência com o padrão existente do Gerenciador AASP foram os fatores determinantes. O suporte do EF Core ao .NET Framework e apenas via netstandard2.0, introduzindo risco técnico desnecessario em um projeto de produção. O Dapper oferece performance superior em queries de leitura, e a equipe já possui experiência consolidada com o micro-ORM nos outros módulos do projeto, eliminando curva de aprendizado e garantindo consistência arquitetural. A alternativa C (ADO.NET puro) foi descartada por não oferecer vantagem real sobre o Dapper para este cenário, com custo de manutenção significativamente maior.</w:t>
       </w:r>
     </w:p>
     <w:p>
@@ -2291,7 +2291,7 @@
         <w:keepLines/>
       </w:pPr>
       <w:r>
-        <w:t>6. Impacto e riscos da decisao</w:t>
+        <w:t>6. Impacto e riscos da decisão</w:t>
       </w:r>
     </w:p>
     <w:p>
@@ -2315,7 +2315,7 @@
           <w:i w:val="0"/>
           <w:sz w:val="22"/>
         </w:rPr>
-        <w:t xml:space="preserve"> toda a camada de repositorio do ms.auxo.gruposusuarios usara Dapper com queries SQL explicitas; migrations e alteracoes de schema serao gerenciadas por scripts .sql versionados no repositorio (sem EF Core migrations)</w:t>
+        <w:t xml:space="preserve"> toda a camada de repositório do ms.auxo.gruposusuarios usara Dapper com queries SQL explicitas; migrations e alterações de schema serão gerenciadas por scripts .sql versionados no repositório (sem EF Core migrations)</w:t>
       </w:r>
     </w:p>
     <w:p>
@@ -2339,7 +2339,7 @@
           <w:i w:val="0"/>
           <w:sz w:val="22"/>
         </w:rPr>
-        <w:t xml:space="preserve"> maior verbosidade no repositorio em comparacao com EF Core para operacoes simples; mitigado pela consistencia com o padrao do projeto e pela experiencia da equipe com Dapper</w:t>
+        <w:t xml:space="preserve"> maior verbosidade no repositório em comparação com EF Core para operações simples; mitigado pela consistência com o padrão do projeto e pela experiência da equipe com Dapper</w:t>
       </w:r>
     </w:p>
     <w:p>
@@ -2354,7 +2354,7 @@
           <w:i w:val="0"/>
           <w:sz w:val="22"/>
         </w:rPr>
-        <w:t>Decisao validada por:</w:t>
+        <w:t>Decisão validada por:</w:t>
       </w:r>
       <w:r>
         <w:rPr>
@@ -2376,7 +2376,7 @@
         </w:pBdr>
       </w:pPr>
       <w:r>
-        <w:t>Decisao GDE-002 — Estrategia de exclusao de grupos (Soft Delete vs Hard Delete)</w:t>
+        <w:t>Decisão GDE-002 — Estratégia de exclusão de grupos (Soft Delete vs Hard Delete)</w:t>
       </w:r>
     </w:p>
     <w:p>
@@ -2400,7 +2400,64 @@
           <w:i w:val="0"/>
           <w:sz w:val="22"/>
         </w:rPr>
-        <w:t>Ao excluir um grupo de usuarios, e necessario decidir se o registro e removido fisicamente do banco (hard delete via DELETE SQL) ou apenas marcado como inativo (soft delete via campo Ativo=false). A decisao impacta integridade referencial das tabelas relacionadas (PermissoesGrupo, UsuariosGrupo, AuditoriaGrupos), auditabilidade do sistema e conformidade com os requisitos do processo MPS-SW de rastreabilidade.</w:t>
+        <w:t xml:space="preserve">Ao excluir um grupo de usuários, e necessário decidir se o registro e removido fisicamente do banco (hard delete via DELETE SQL) ou apenas marcado como excluido (soft delete via campo </w:t>
+      </w:r>
+      <w:r>
+        <w:rPr>
+          <w:rFonts w:ascii="Courier New" w:hAnsi="Courier New"/>
+          <w:b w:val="0"/>
+          <w:i w:val="0"/>
+          <w:color w:val="333333"/>
+          <w:sz w:val="20"/>
+        </w:rPr>
+        <w:t>excluido</w:t>
+      </w:r>
+      <w:r>
+        <w:rPr>
+          <w:rFonts w:ascii="Calibri" w:hAnsi="Calibri"/>
+          <w:b w:val="0"/>
+          <w:i w:val="0"/>
+          <w:sz w:val="22"/>
+        </w:rPr>
+        <w:t>). A decisão impacta integridade referencial das tabelas relacionadas (</w:t>
+      </w:r>
+      <w:r>
+        <w:rPr>
+          <w:rFonts w:ascii="Courier New" w:hAnsi="Courier New"/>
+          <w:b w:val="0"/>
+          <w:i w:val="0"/>
+          <w:color w:val="333333"/>
+          <w:sz w:val="20"/>
+        </w:rPr>
+        <w:t>grupos_usuarios_vinculos</w:t>
+      </w:r>
+      <w:r>
+        <w:rPr>
+          <w:rFonts w:ascii="Calibri" w:hAnsi="Calibri"/>
+          <w:b w:val="0"/>
+          <w:i w:val="0"/>
+          <w:sz w:val="22"/>
+        </w:rPr>
+        <w:t xml:space="preserve">, </w:t>
+      </w:r>
+      <w:r>
+        <w:rPr>
+          <w:rFonts w:ascii="Courier New" w:hAnsi="Courier New"/>
+          <w:b w:val="0"/>
+          <w:i w:val="0"/>
+          <w:color w:val="333333"/>
+          <w:sz w:val="20"/>
+        </w:rPr>
+        <w:t>grupos_usuarios_funcao</w:t>
+      </w:r>
+      <w:r>
+        <w:rPr>
+          <w:rFonts w:ascii="Calibri" w:hAnsi="Calibri"/>
+          <w:b w:val="0"/>
+          <w:i w:val="0"/>
+          <w:sz w:val="22"/>
+        </w:rPr>
+        <w:t>), auditabilidade do sistema e conformidade com os requisitos do processo MPS-SW de rastreabilidade.</w:t>
       </w:r>
     </w:p>
     <w:p>
@@ -2512,7 +2569,7 @@
                 <w:color w:val="FFFFFF"/>
                 <w:sz w:val="20"/>
               </w:rPr>
-              <w:t>Descricao</w:t>
+              <w:t>Descrição</w:t>
             </w:r>
           </w:p>
         </w:tc>
@@ -2569,7 +2626,26 @@
                 <w:i w:val="0"/>
                 <w:sz w:val="20"/>
               </w:rPr>
-              <w:t>Soft Delete (campo Ativo=false)</w:t>
+              <w:t xml:space="preserve">Soft Delete (campo </w:t>
+            </w:r>
+            <w:r>
+              <w:rPr>
+                <w:rFonts w:ascii="Courier New" w:hAnsi="Courier New"/>
+                <w:b w:val="0"/>
+                <w:i w:val="0"/>
+                <w:color w:val="333333"/>
+                <w:sz w:val="20"/>
+              </w:rPr>
+              <w:t>excluido</w:t>
+            </w:r>
+            <w:r>
+              <w:rPr>
+                <w:rFonts w:ascii="Calibri" w:hAnsi="Calibri"/>
+                <w:b w:val="0"/>
+                <w:i w:val="0"/>
+                <w:sz w:val="20"/>
+              </w:rPr>
+              <w:t>)</w:t>
             </w:r>
           </w:p>
         </w:tc>
@@ -2595,7 +2671,45 @@
                 <w:i w:val="0"/>
                 <w:sz w:val="20"/>
               </w:rPr>
-              <w:t>Registro permanece fisicamente no banco; campo Ativo bit e definido como false na operacao de exclusao; todas as queries de listagem filtram WHERE Ativo=1; historico de dados preservado; integridade referencial com tabelas filhas mantida sem cascata de delecoes; compativel com auditoria</w:t>
+              <w:t xml:space="preserve">Registro permanece fisicamente no banco; o campo </w:t>
+            </w:r>
+            <w:r>
+              <w:rPr>
+                <w:rFonts w:ascii="Courier New" w:hAnsi="Courier New"/>
+                <w:b w:val="0"/>
+                <w:i w:val="0"/>
+                <w:color w:val="333333"/>
+                <w:sz w:val="20"/>
+              </w:rPr>
+              <w:t>excluido</w:t>
+            </w:r>
+            <w:r>
+              <w:rPr>
+                <w:rFonts w:ascii="Calibri" w:hAnsi="Calibri"/>
+                <w:b w:val="0"/>
+                <w:i w:val="0"/>
+                <w:sz w:val="20"/>
+              </w:rPr>
+              <w:t xml:space="preserve"> e definido como 1 na operação de exclusão; todas as queries de listagem filtram </w:t>
+            </w:r>
+            <w:r>
+              <w:rPr>
+                <w:rFonts w:ascii="Courier New" w:hAnsi="Courier New"/>
+                <w:b w:val="0"/>
+                <w:i w:val="0"/>
+                <w:color w:val="333333"/>
+                <w:sz w:val="20"/>
+              </w:rPr>
+              <w:t>WHERE excluido = 0</w:t>
+            </w:r>
+            <w:r>
+              <w:rPr>
+                <w:rFonts w:ascii="Calibri" w:hAnsi="Calibri"/>
+                <w:b w:val="0"/>
+                <w:i w:val="0"/>
+                <w:sz w:val="20"/>
+              </w:rPr>
+              <w:t>; histórico de dados preservado; integridade referencial com as tabelas relacionadas mantida sem cascata de deleções</w:t>
             </w:r>
           </w:p>
         </w:tc>
@@ -2650,7 +2764,7 @@
                 <w:i w:val="0"/>
                 <w:sz w:val="20"/>
               </w:rPr>
-              <w:t>Hard Delete (exclusao fisica)</w:t>
+              <w:t>Hard Delete (exclusão física)</w:t>
             </w:r>
           </w:p>
         </w:tc>
@@ -2675,7 +2789,45 @@
                 <w:i w:val="0"/>
                 <w:sz w:val="20"/>
               </w:rPr>
-              <w:t>Registro removido do banco via DELETE SQL; implementacao mais simples; perde o historico do grupo; pode causar registros orfaos em tabelas relacionadas como PermissoesGrupo, UsuariosGrupo e AuditoriaGrupos, a menos que se implemente CASCADE DELETE ou exclusao manual em cascata</w:t>
+              <w:t>Registro removido do banco via DELETE SQL; implementação mais simples; perde o histórico do grupo; pode causar registros orfaos nas tabelas relacionadas (</w:t>
+            </w:r>
+            <w:r>
+              <w:rPr>
+                <w:rFonts w:ascii="Courier New" w:hAnsi="Courier New"/>
+                <w:b w:val="0"/>
+                <w:i w:val="0"/>
+                <w:color w:val="333333"/>
+                <w:sz w:val="20"/>
+              </w:rPr>
+              <w:t>grupos_usuarios_vinculos</w:t>
+            </w:r>
+            <w:r>
+              <w:rPr>
+                <w:rFonts w:ascii="Calibri" w:hAnsi="Calibri"/>
+                <w:b w:val="0"/>
+                <w:i w:val="0"/>
+                <w:sz w:val="20"/>
+              </w:rPr>
+              <w:t xml:space="preserve">, </w:t>
+            </w:r>
+            <w:r>
+              <w:rPr>
+                <w:rFonts w:ascii="Courier New" w:hAnsi="Courier New"/>
+                <w:b w:val="0"/>
+                <w:i w:val="0"/>
+                <w:color w:val="333333"/>
+                <w:sz w:val="20"/>
+              </w:rPr>
+              <w:t>grupos_usuarios_funcao</w:t>
+            </w:r>
+            <w:r>
+              <w:rPr>
+                <w:rFonts w:ascii="Calibri" w:hAnsi="Calibri"/>
+                <w:b w:val="0"/>
+                <w:i w:val="0"/>
+                <w:sz w:val="20"/>
+              </w:rPr>
+              <w:t>), a menos que se implemente CASCADE DELETE ou exclusão manual em cascata</w:t>
             </w:r>
           </w:p>
         </w:tc>
@@ -2693,7 +2845,7 @@
         <w:keepLines/>
       </w:pPr>
       <w:r>
-        <w:t>3. Criterios de decisao</w:t>
+        <w:t>3. Critérios de decisão</w:t>
       </w:r>
     </w:p>
     <w:tbl>
@@ -2740,7 +2892,7 @@
                 <w:color w:val="FFFFFF"/>
                 <w:sz w:val="20"/>
               </w:rPr>
-              <w:t>Criterio</w:t>
+              <w:t>Critério</w:t>
             </w:r>
           </w:p>
         </w:tc>
@@ -2798,7 +2950,7 @@
                 <w:i w:val="0"/>
                 <w:sz w:val="20"/>
               </w:rPr>
-              <w:t>Integridade referencial e preservacao do historico de dados</w:t>
+              <w:t>Integridade referencial e preservação do histórico de dados</w:t>
             </w:r>
           </w:p>
         </w:tc>
@@ -2966,7 +3118,7 @@
                 <w:i w:val="0"/>
                 <w:sz w:val="20"/>
               </w:rPr>
-              <w:t>Simplicidade de implementacao</w:t>
+              <w:t>Simplicidade de implementação</w:t>
             </w:r>
           </w:p>
         </w:tc>
@@ -3009,7 +3161,7 @@
         <w:keepLines/>
       </w:pPr>
       <w:r>
-        <w:t>4. Avaliacao — Matriz de decisao</w:t>
+        <w:t>4. Avaliação — Matriz de decisão</w:t>
       </w:r>
     </w:p>
     <w:tbl>
@@ -3058,7 +3210,7 @@
                 <w:color w:val="FFFFFF"/>
                 <w:sz w:val="20"/>
               </w:rPr>
-              <w:t>Criterio</w:t>
+              <w:t>Critério</w:t>
             </w:r>
           </w:p>
         </w:tc>
@@ -3170,7 +3322,7 @@
                 <w:i w:val="0"/>
                 <w:sz w:val="20"/>
               </w:rPr>
-              <w:t>Integridade referencial e historico</w:t>
+              <w:t>Integridade referencial e histórico</w:t>
             </w:r>
           </w:p>
         </w:tc>
@@ -3222,7 +3374,45 @@
                 <w:i w:val="0"/>
                 <w:sz w:val="20"/>
               </w:rPr>
-              <w:t>Excelente — registros de PermissoesGrupo, UsuariosGrupo e AuditoriaGrupos permanecem integros com FK valida; historico completo preservado</w:t>
+              <w:t xml:space="preserve">Excelente — os registros de </w:t>
+            </w:r>
+            <w:r>
+              <w:rPr>
+                <w:rFonts w:ascii="Courier New" w:hAnsi="Courier New"/>
+                <w:b w:val="0"/>
+                <w:i w:val="0"/>
+                <w:color w:val="333333"/>
+                <w:sz w:val="20"/>
+              </w:rPr>
+              <w:t>grupos_usuarios_vinculos</w:t>
+            </w:r>
+            <w:r>
+              <w:rPr>
+                <w:rFonts w:ascii="Calibri" w:hAnsi="Calibri"/>
+                <w:b w:val="0"/>
+                <w:i w:val="0"/>
+                <w:sz w:val="20"/>
+              </w:rPr>
+              <w:t xml:space="preserve"> e </w:t>
+            </w:r>
+            <w:r>
+              <w:rPr>
+                <w:rFonts w:ascii="Courier New" w:hAnsi="Courier New"/>
+                <w:b w:val="0"/>
+                <w:i w:val="0"/>
+                <w:color w:val="333333"/>
+                <w:sz w:val="20"/>
+              </w:rPr>
+              <w:t>grupos_usuarios_funcao</w:t>
+            </w:r>
+            <w:r>
+              <w:rPr>
+                <w:rFonts w:ascii="Calibri" w:hAnsi="Calibri"/>
+                <w:b w:val="0"/>
+                <w:i w:val="0"/>
+                <w:sz w:val="20"/>
+              </w:rPr>
+              <w:t xml:space="preserve"> permanecem integros; histórico completo preservado</w:t>
             </w:r>
           </w:p>
         </w:tc>
@@ -3248,7 +3438,7 @@
                 <w:i w:val="0"/>
                 <w:sz w:val="20"/>
               </w:rPr>
-              <w:t>Ruim — exige CASCADE DELETE em todas as tabelas filhas ou exclusao manual em cascata; historico de AuditoriaGrupos perdido</w:t>
+              <w:t>Ruim — exige CASCADE DELETE nas tabelas relacionadas ou exclusão manual em cascata; histórico perdido</w:t>
             </w:r>
           </w:p>
         </w:tc>
@@ -3328,7 +3518,7 @@
                 <w:i w:val="0"/>
                 <w:sz w:val="20"/>
               </w:rPr>
-              <w:t>Excelente — grupos inativos podem ser consultados para auditoria; AuditoriaGrupos mantem GrupoId valido mesmo apos inativacao</w:t>
+              <w:t>Excelente — grupos excluidos podem ser consultados para auditoria</w:t>
             </w:r>
           </w:p>
         </w:tc>
@@ -3353,7 +3543,7 @@
                 <w:i w:val="0"/>
                 <w:sz w:val="20"/>
               </w:rPr>
-              <w:t>Ruim — registros de AuditoriaGrupos ficam orfaos apos hard delete do grupo; rastreabilidade comprometida</w:t>
+              <w:t>Ruim — registros relacionados ficam orfaos após hard delete; rastreabilidade comprometida</w:t>
             </w:r>
           </w:p>
         </w:tc>
@@ -3436,7 +3626,7 @@
                 <w:i w:val="0"/>
                 <w:sz w:val="20"/>
               </w:rPr>
-              <w:t>Aprovado — Marcos Turnes validou a abordagem de soft delete no Kickoff; comportamento alinhado com expectativa do AASP</w:t>
+              <w:t>Aprovado — Marcos Turnes validou a abordagem de soft delete no Kickoff</w:t>
             </w:r>
           </w:p>
         </w:tc>
@@ -3462,7 +3652,7 @@
                 <w:i w:val="0"/>
                 <w:sz w:val="20"/>
               </w:rPr>
-              <w:t>Nao validado — nao e a expectativa do PO</w:t>
+              <w:t>Não validado — não e a expectativa do PO</w:t>
             </w:r>
           </w:p>
         </w:tc>
@@ -3492,7 +3682,7 @@
                 <w:i w:val="0"/>
                 <w:sz w:val="20"/>
               </w:rPr>
-              <w:t>Simplicidade de implementacao</w:t>
+              <w:t>Simplicidade de implementação</w:t>
             </w:r>
           </w:p>
         </w:tc>
@@ -3542,7 +3732,45 @@
                 <w:i w:val="0"/>
                 <w:sz w:val="20"/>
               </w:rPr>
-              <w:t>Media — requer adicao do campo Ativo e filtro WHERE Ativo=1 em todas as queries de listagem</w:t>
+              <w:t xml:space="preserve">Media — requer o campo </w:t>
+            </w:r>
+            <w:r>
+              <w:rPr>
+                <w:rFonts w:ascii="Courier New" w:hAnsi="Courier New"/>
+                <w:b w:val="0"/>
+                <w:i w:val="0"/>
+                <w:color w:val="333333"/>
+                <w:sz w:val="20"/>
+              </w:rPr>
+              <w:t>excluido</w:t>
+            </w:r>
+            <w:r>
+              <w:rPr>
+                <w:rFonts w:ascii="Calibri" w:hAnsi="Calibri"/>
+                <w:b w:val="0"/>
+                <w:i w:val="0"/>
+                <w:sz w:val="20"/>
+              </w:rPr>
+              <w:t xml:space="preserve"> e o filtro </w:t>
+            </w:r>
+            <w:r>
+              <w:rPr>
+                <w:rFonts w:ascii="Courier New" w:hAnsi="Courier New"/>
+                <w:b w:val="0"/>
+                <w:i w:val="0"/>
+                <w:color w:val="333333"/>
+                <w:sz w:val="20"/>
+              </w:rPr>
+              <w:t>WHERE excluido = 0</w:t>
+            </w:r>
+            <w:r>
+              <w:rPr>
+                <w:rFonts w:ascii="Calibri" w:hAnsi="Calibri"/>
+                <w:b w:val="0"/>
+                <w:i w:val="0"/>
+                <w:sz w:val="20"/>
+              </w:rPr>
+              <w:t xml:space="preserve"> em todas as queries de listagem</w:t>
             </w:r>
           </w:p>
         </w:tc>
@@ -3567,7 +3795,7 @@
                 <w:i w:val="0"/>
                 <w:sz w:val="20"/>
               </w:rPr>
-              <w:t>Alta — DELETE SQL simples, sem necessidade de campo adicional; porem exige tratamento de cascata</w:t>
+              <w:t>Alta — DELETE SQL simples; porém exige tratamento de cascata</w:t>
             </w:r>
           </w:p>
         </w:tc>
@@ -3585,7 +3813,7 @@
         <w:keepLines/>
       </w:pPr>
       <w:r>
-        <w:t>5. Decisao</w:t>
+        <w:t>5. Decisão</w:t>
       </w:r>
     </w:p>
     <w:p>
@@ -3613,7 +3841,45 @@
           <w:i w:val="0"/>
           <w:sz w:val="22"/>
         </w:rPr>
-        <w:t>Justificativa: A integridade referencial e critica para o ms.auxo.gruposusuarios — grupos possuem historico de vinculos (UsuariosGrupo), permissoes (PermissoesGrupo) e registros de auditoria (AuditoriaGrupos) que nao devem ser perdidos. O hard delete exigiria cascata de exclusoes ou geraria registros orfaos em tabelas filhas, comprometendo a rastreabilidade exigida pelo processo MPS-SW. O soft delete preserva o historico completo, e compativel com o requisito de auditoria (AG-23 — implementado na Sprint 2) e alinhado com a rastreabilidade exigida pelo MPS-SW nivel C. Decisao validada com o PO Marcos Turnes no Kickoff em 19/05/2026 (referenciado como D-02 na ATA-AASP01-001).</w:t>
+        <w:t>Justificativa: A integridade referencial e critica para o ms.auxo.gruposusuarios — grupos possuem histórico de vinculos (</w:t>
+      </w:r>
+      <w:r>
+        <w:rPr>
+          <w:rFonts w:ascii="Courier New" w:hAnsi="Courier New"/>
+          <w:b w:val="0"/>
+          <w:i w:val="0"/>
+          <w:color w:val="333333"/>
+          <w:sz w:val="20"/>
+        </w:rPr>
+        <w:t>grupos_usuarios_vinculos</w:t>
+      </w:r>
+      <w:r>
+        <w:rPr>
+          <w:rFonts w:ascii="Calibri" w:hAnsi="Calibri"/>
+          <w:b w:val="0"/>
+          <w:i w:val="0"/>
+          <w:sz w:val="22"/>
+        </w:rPr>
+        <w:t>) e de funções (</w:t>
+      </w:r>
+      <w:r>
+        <w:rPr>
+          <w:rFonts w:ascii="Courier New" w:hAnsi="Courier New"/>
+          <w:b w:val="0"/>
+          <w:i w:val="0"/>
+          <w:color w:val="333333"/>
+          <w:sz w:val="20"/>
+        </w:rPr>
+        <w:t>grupos_usuarios_funcao</w:t>
+      </w:r>
+      <w:r>
+        <w:rPr>
+          <w:rFonts w:ascii="Calibri" w:hAnsi="Calibri"/>
+          <w:b w:val="0"/>
+          <w:i w:val="0"/>
+          <w:sz w:val="22"/>
+        </w:rPr>
+        <w:t>) que não devem ser perdidos. O hard delete exigiria cascata de exclusões ou geraria registros orfaos nas tabelas relacionadas, comprometendo a rastreabilidade exigida pelo processo MPS-SW. O soft delete preserva o histórico completo, e compativel com o requisito de auditoria (AG-23 — planejado para a Sprint 2) e alinhado com a rastreabilidade exigida pelo MPS-SW nível C. Decisão validada com o PO Marcos Turnes no Kickoff em 19/05/2026 (referenciado como D-02 na ATA-AASP01-001).</w:t>
       </w:r>
     </w:p>
     <w:p>
@@ -3623,7 +3889,7 @@
         <w:keepLines/>
       </w:pPr>
       <w:r>
-        <w:t>6. Impacto da decisao</w:t>
+        <w:t>6. Impacto da decisão</w:t>
       </w:r>
     </w:p>
     <w:p>
@@ -3638,7 +3904,7 @@
           <w:i w:val="0"/>
           <w:sz w:val="22"/>
         </w:rPr>
-        <w:t>Tabela Grupos:</w:t>
+        <w:t>Tabela `grupos_usuarios`:</w:t>
       </w:r>
       <w:r>
         <w:rPr>
@@ -3647,7 +3913,45 @@
           <w:i w:val="0"/>
           <w:sz w:val="22"/>
         </w:rPr>
-        <w:t xml:space="preserve"> campo Ativo bit NOT NULL DEFAULT 1 incluido na definicao da tabela</w:t>
+        <w:t xml:space="preserve"> campo </w:t>
+      </w:r>
+      <w:r>
+        <w:rPr>
+          <w:rFonts w:ascii="Courier New" w:hAnsi="Courier New"/>
+          <w:b w:val="0"/>
+          <w:i w:val="0"/>
+          <w:color w:val="333333"/>
+          <w:sz w:val="20"/>
+        </w:rPr>
+        <w:t>excluido</w:t>
+      </w:r>
+      <w:r>
+        <w:rPr>
+          <w:rFonts w:ascii="Calibri" w:hAnsi="Calibri"/>
+          <w:b w:val="0"/>
+          <w:i w:val="0"/>
+          <w:sz w:val="22"/>
+        </w:rPr>
+        <w:t xml:space="preserve"> (0 = ativo, 1 = excluido) e </w:t>
+      </w:r>
+      <w:r>
+        <w:rPr>
+          <w:rFonts w:ascii="Courier New" w:hAnsi="Courier New"/>
+          <w:b w:val="0"/>
+          <w:i w:val="0"/>
+          <w:color w:val="333333"/>
+          <w:sz w:val="20"/>
+        </w:rPr>
+        <w:t>data_exclusao</w:t>
+      </w:r>
+      <w:r>
+        <w:rPr>
+          <w:rFonts w:ascii="Calibri" w:hAnsi="Calibri"/>
+          <w:b w:val="0"/>
+          <w:i w:val="0"/>
+          <w:sz w:val="22"/>
+        </w:rPr>
+        <w:t xml:space="preserve"> usados para o soft delete</w:t>
       </w:r>
     </w:p>
     <w:p>
@@ -3662,7 +3966,7 @@
           <w:i w:val="0"/>
           <w:sz w:val="22"/>
         </w:rPr>
-        <w:t>Endpoint DELETE /grupos/{id}:</w:t>
+        <w:t>Endpoint `excluirgrupo`:</w:t>
       </w:r>
       <w:r>
         <w:rPr>
@@ -3671,7 +3975,26 @@
           <w:i w:val="0"/>
           <w:sz w:val="22"/>
         </w:rPr>
-        <w:t xml:space="preserve"> executa UPDATE Grupos SET Ativo=0, DataAtualizacao=GETDATE() WHERE Id={id} — nao executa DELETE SQL</w:t>
+        <w:t xml:space="preserve"> executa </w:t>
+      </w:r>
+      <w:r>
+        <w:rPr>
+          <w:rFonts w:ascii="Courier New" w:hAnsi="Courier New"/>
+          <w:b w:val="0"/>
+          <w:i w:val="0"/>
+          <w:color w:val="333333"/>
+          <w:sz w:val="20"/>
+        </w:rPr>
+        <w:t>UPDATE grupos_usuarios SET excluido = 1, data_exclusao = GETDATE() WHERE id = @id</w:t>
+      </w:r>
+      <w:r>
+        <w:rPr>
+          <w:rFonts w:ascii="Calibri" w:hAnsi="Calibri"/>
+          <w:b w:val="0"/>
+          <w:i w:val="0"/>
+          <w:sz w:val="22"/>
+        </w:rPr>
+        <w:t xml:space="preserve"> — não executa DELETE SQL</w:t>
       </w:r>
     </w:p>
     <w:p>
@@ -3695,22 +4018,17 @@
           <w:i w:val="0"/>
           <w:sz w:val="22"/>
         </w:rPr>
-        <w:t xml:space="preserve"> todas as queries de SELECT em Grupos, PermissoesGrupo e UsuariosGrupo filtram WHERE Ativo=1</w:t>
+        <w:t xml:space="preserve"> todas as queries de SELECT em </w:t>
       </w:r>
-    </w:p>
-    <w:p>
-      <w:pPr>
-        <w:pStyle w:val="ListBullet"/>
-        <w:spacing w:before="20" w:after="40"/>
-      </w:pPr>
       <w:r>
         <w:rPr>
-          <w:rFonts w:ascii="Calibri" w:hAnsi="Calibri"/>
-          <w:b/>
+          <w:rFonts w:ascii="Courier New" w:hAnsi="Courier New"/>
+          <w:b w:val="0"/>
           <w:i w:val="0"/>
-          <w:sz w:val="22"/>
+          <w:color w:val="333333"/>
+          <w:sz w:val="20"/>
         </w:rPr>
-        <w:t>Regra de negocio:</w:t>
+        <w:t>grupos_usuarios</w:t>
       </w:r>
       <w:r>
         <w:rPr>
@@ -3719,7 +4037,17 @@
           <w:i w:val="0"/>
           <w:sz w:val="22"/>
         </w:rPr>
-        <w:t xml:space="preserve"> grupos com Ativo=false nao podem receber novos vinculos de usuarios nem novas permissoes — validacao implementada no GrupoService</w:t>
+        <w:t xml:space="preserve"> filtram </w:t>
+      </w:r>
+      <w:r>
+        <w:rPr>
+          <w:rFonts w:ascii="Courier New" w:hAnsi="Courier New"/>
+          <w:b w:val="0"/>
+          <w:i w:val="0"/>
+          <w:color w:val="333333"/>
+          <w:sz w:val="20"/>
+        </w:rPr>
+        <w:t>WHERE excluido = 0</w:t>
       </w:r>
     </w:p>
     <w:p>
@@ -3767,7 +4095,64 @@
           <w:i w:val="0"/>
           <w:sz w:val="22"/>
         </w:rPr>
-        <w:t xml:space="preserve"> a mesma estrategia se aplica a UsuariosGrupo — desvinculo de usuario faz UPDATE Ativo=0, nao DELETE do registro</w:t>
+        <w:t xml:space="preserve"> a mesma estratégia se aplica a </w:t>
+      </w:r>
+      <w:r>
+        <w:rPr>
+          <w:rFonts w:ascii="Courier New" w:hAnsi="Courier New"/>
+          <w:b w:val="0"/>
+          <w:i w:val="0"/>
+          <w:color w:val="333333"/>
+          <w:sz w:val="20"/>
+        </w:rPr>
+        <w:t>grupos_usuarios_vinculos</w:t>
+      </w:r>
+      <w:r>
+        <w:rPr>
+          <w:rFonts w:ascii="Calibri" w:hAnsi="Calibri"/>
+          <w:b w:val="0"/>
+          <w:i w:val="0"/>
+          <w:sz w:val="22"/>
+        </w:rPr>
+        <w:t xml:space="preserve"> — </w:t>
+      </w:r>
+      <w:r>
+        <w:rPr>
+          <w:rFonts w:ascii="Courier New" w:hAnsi="Courier New"/>
+          <w:b w:val="0"/>
+          <w:i w:val="0"/>
+          <w:color w:val="333333"/>
+          <w:sz w:val="20"/>
+        </w:rPr>
+        <w:t>removerusuario</w:t>
+      </w:r>
+      <w:r>
+        <w:rPr>
+          <w:rFonts w:ascii="Calibri" w:hAnsi="Calibri"/>
+          <w:b w:val="0"/>
+          <w:i w:val="0"/>
+          <w:sz w:val="22"/>
+        </w:rPr>
+        <w:t xml:space="preserve"> faz </w:t>
+      </w:r>
+      <w:r>
+        <w:rPr>
+          <w:rFonts w:ascii="Courier New" w:hAnsi="Courier New"/>
+          <w:b w:val="0"/>
+          <w:i w:val="0"/>
+          <w:color w:val="333333"/>
+          <w:sz w:val="20"/>
+        </w:rPr>
+        <w:t>UPDATE ... SET excluido = 1</w:t>
+      </w:r>
+      <w:r>
+        <w:rPr>
+          <w:rFonts w:ascii="Calibri" w:hAnsi="Calibri"/>
+          <w:b w:val="0"/>
+          <w:i w:val="0"/>
+          <w:sz w:val="22"/>
+        </w:rPr>
+        <w:t>, não DELETE do registro</w:t>
       </w:r>
     </w:p>
     <w:p>
@@ -3780,7 +4165,7 @@
         </w:pBdr>
       </w:pPr>
       <w:r>
-        <w:t>Historico de revisoes</w:t>
+        <w:t>Histórico de revisões</w:t>
       </w:r>
     </w:p>
     <w:tbl>
@@ -3828,7 +4213,7 @@
                 <w:i w:val="0"/>
                 <w:sz w:val="20"/>
               </w:rPr>
-              <w:t>Versao</w:t>
+              <w:t>Versão</w:t>
             </w:r>
           </w:p>
         </w:tc>
@@ -3906,7 +4291,7 @@
                 <w:i w:val="0"/>
                 <w:sz w:val="20"/>
               </w:rPr>
-              <w:t>Descricao</w:t>
+              <w:t>Descrição</w:t>
             </w:r>
           </w:p>
         </w:tc>
@@ -4012,7 +4397,208 @@
                 <w:i w:val="0"/>
                 <w:sz w:val="20"/>
               </w:rPr>
-              <w:t>Criacao do documento; decisoes GDE-001 (Dapper) e GDE-002 (Soft Delete) tomadas no Kickoff e formalizadas com base nas discussoes com Marcos Turnes (PO) e Renan Kiyoshi (Dev)</w:t>
+              <w:t>Criação do documento; decisões GDE-001 (Dapper) e GDE-002 (Soft Delete) tomadas no Kickoff</w:t>
+            </w:r>
+          </w:p>
+        </w:tc>
+      </w:tr>
+      <w:tr>
+        <w:trPr>
+          <w:cantSplit w:val="1"/>
+        </w:trPr>
+        <w:tc>
+          <w:tcPr>
+            <w:tcW w:type="dxa" w:w="2225"/>
+            <w:tcMar>
+              <w:top w:w="60" w:type="dxa"/>
+              <w:bottom w:w="60" w:type="dxa"/>
+              <w:left w:w="100" w:type="dxa"/>
+              <w:right w:w="100" w:type="dxa"/>
+            </w:tcMar>
+            <w:shd w:val="clear" w:color="auto" w:fill="F0F4F8"/>
+          </w:tcPr>
+          <w:p>
+            <w:pPr>
+              <w:spacing w:before="40" w:after="40"/>
+            </w:pPr>
+            <w:r>
+              <w:rPr>
+                <w:rFonts w:ascii="Calibri" w:hAnsi="Calibri"/>
+                <w:b/>
+                <w:i w:val="0"/>
+                <w:sz w:val="20"/>
+              </w:rPr>
+              <w:t>1.1</w:t>
+            </w:r>
+          </w:p>
+        </w:tc>
+        <w:tc>
+          <w:tcPr>
+            <w:tcW w:type="dxa" w:w="2225"/>
+            <w:tcMar>
+              <w:top w:w="60" w:type="dxa"/>
+              <w:bottom w:w="60" w:type="dxa"/>
+              <w:left w:w="100" w:type="dxa"/>
+              <w:right w:w="100" w:type="dxa"/>
+            </w:tcMar>
+          </w:tcPr>
+          <w:p>
+            <w:pPr>
+              <w:spacing w:before="40" w:after="40"/>
+            </w:pPr>
+            <w:r>
+              <w:rPr>
+                <w:rFonts w:ascii="Calibri" w:hAnsi="Calibri"/>
+                <w:b w:val="0"/>
+                <w:i w:val="0"/>
+                <w:sz w:val="20"/>
+              </w:rPr>
+              <w:t>15/06/2026</w:t>
+            </w:r>
+          </w:p>
+        </w:tc>
+        <w:tc>
+          <w:tcPr>
+            <w:tcW w:type="dxa" w:w="2225"/>
+            <w:tcMar>
+              <w:top w:w="60" w:type="dxa"/>
+              <w:bottom w:w="60" w:type="dxa"/>
+              <w:left w:w="100" w:type="dxa"/>
+              <w:right w:w="100" w:type="dxa"/>
+            </w:tcMar>
+          </w:tcPr>
+          <w:p>
+            <w:pPr>
+              <w:spacing w:before="40" w:after="40"/>
+            </w:pPr>
+            <w:r>
+              <w:rPr>
+                <w:rFonts w:ascii="Calibri" w:hAnsi="Calibri"/>
+                <w:b w:val="0"/>
+                <w:i w:val="0"/>
+                <w:sz w:val="20"/>
+              </w:rPr>
+              <w:t>Abraão</w:t>
+            </w:r>
+          </w:p>
+        </w:tc>
+        <w:tc>
+          <w:tcPr>
+            <w:tcW w:type="dxa" w:w="2225"/>
+            <w:tcMar>
+              <w:top w:w="60" w:type="dxa"/>
+              <w:bottom w:w="60" w:type="dxa"/>
+              <w:left w:w="100" w:type="dxa"/>
+              <w:right w:w="100" w:type="dxa"/>
+            </w:tcMar>
+          </w:tcPr>
+          <w:p>
+            <w:pPr>
+              <w:spacing w:before="40" w:after="40"/>
+            </w:pPr>
+            <w:r>
+              <w:rPr>
+                <w:rFonts w:ascii="Calibri" w:hAnsi="Calibri"/>
+                <w:b w:val="0"/>
+                <w:i w:val="0"/>
+                <w:sz w:val="20"/>
+              </w:rPr>
+              <w:t xml:space="preserve">GDE-002 alinhado ao schema real (soft delete via </w:t>
+            </w:r>
+            <w:r>
+              <w:rPr>
+                <w:rFonts w:ascii="Courier New" w:hAnsi="Courier New"/>
+                <w:b w:val="0"/>
+                <w:i w:val="0"/>
+                <w:color w:val="333333"/>
+                <w:sz w:val="20"/>
+              </w:rPr>
+              <w:t>excluido</w:t>
+            </w:r>
+            <w:r>
+              <w:rPr>
+                <w:rFonts w:ascii="Calibri" w:hAnsi="Calibri"/>
+                <w:b w:val="0"/>
+                <w:i w:val="0"/>
+                <w:sz w:val="20"/>
+              </w:rPr>
+              <w:t xml:space="preserve">; tabelas </w:t>
+            </w:r>
+            <w:r>
+              <w:rPr>
+                <w:rFonts w:ascii="Courier New" w:hAnsi="Courier New"/>
+                <w:b w:val="0"/>
+                <w:i w:val="0"/>
+                <w:color w:val="333333"/>
+                <w:sz w:val="20"/>
+              </w:rPr>
+              <w:t>grupos_usuarios</w:t>
+            </w:r>
+            <w:r>
+              <w:rPr>
+                <w:rFonts w:ascii="Calibri" w:hAnsi="Calibri"/>
+                <w:b w:val="0"/>
+                <w:i w:val="0"/>
+                <w:sz w:val="20"/>
+              </w:rPr>
+              <w:t xml:space="preserve">, </w:t>
+            </w:r>
+            <w:r>
+              <w:rPr>
+                <w:rFonts w:ascii="Courier New" w:hAnsi="Courier New"/>
+                <w:b w:val="0"/>
+                <w:i w:val="0"/>
+                <w:color w:val="333333"/>
+                <w:sz w:val="20"/>
+              </w:rPr>
+              <w:t>_vinculos</w:t>
+            </w:r>
+            <w:r>
+              <w:rPr>
+                <w:rFonts w:ascii="Calibri" w:hAnsi="Calibri"/>
+                <w:b w:val="0"/>
+                <w:i w:val="0"/>
+                <w:sz w:val="20"/>
+              </w:rPr>
+              <w:t xml:space="preserve">, </w:t>
+            </w:r>
+            <w:r>
+              <w:rPr>
+                <w:rFonts w:ascii="Courier New" w:hAnsi="Courier New"/>
+                <w:b w:val="0"/>
+                <w:i w:val="0"/>
+                <w:color w:val="333333"/>
+                <w:sz w:val="20"/>
+              </w:rPr>
+              <w:t>_funcao</w:t>
+            </w:r>
+            <w:r>
+              <w:rPr>
+                <w:rFonts w:ascii="Calibri" w:hAnsi="Calibri"/>
+                <w:b w:val="0"/>
+                <w:i w:val="0"/>
+                <w:sz w:val="20"/>
+              </w:rPr>
+              <w:t xml:space="preserve">; endpoint </w:t>
+            </w:r>
+            <w:r>
+              <w:rPr>
+                <w:rFonts w:ascii="Courier New" w:hAnsi="Courier New"/>
+                <w:b w:val="0"/>
+                <w:i w:val="0"/>
+                <w:color w:val="333333"/>
+                <w:sz w:val="20"/>
+              </w:rPr>
+              <w:t>excluirgrupo</w:t>
+            </w:r>
+            <w:r>
+              <w:rPr>
+                <w:rFonts w:ascii="Calibri" w:hAnsi="Calibri"/>
+                <w:b w:val="0"/>
+                <w:i w:val="0"/>
+                <w:sz w:val="20"/>
+              </w:rPr>
+              <w:t>)</w:t>
             </w:r>
           </w:p>
         </w:tc>
@@ -4057,7 +4643,7 @@
         <w:color w:val="555555"/>
         <w:sz w:val="16"/>
       </w:rPr>
-      <w:t>v1.0  ·  19/05/2026</w:t>
+      <w:t>v1.1  ·  19/05/2026</w:t>
     </w:r>
     <w:r>
       <w:tab/>
@@ -4119,7 +4705,7 @@
         <w:color w:val="555555"/>
         <w:sz w:val="16"/>
       </w:rPr>
-      <w:t>v1.0  ·  19/05/2026</w:t>
+      <w:t>v1.1  ·  19/05/2026</w:t>
     </w:r>
     <w:r>
       <w:tab/>

--- a/mps-nivel-c/oficial/04_registros/AASP_Gerenciador/AASP01_Grupos-Usuarios/GDE-AASP01-001_Registro-de-Analise-de-Decisao.docx
+++ b/mps-nivel-c/oficial/04_registros/AASP_Gerenciador/AASP01_Grupos-Usuarios/GDE-AASP01-001_Registro-de-Analise-de-Decisao.docx
@@ -663,7 +663,7 @@
           <w:i w:val="0"/>
           <w:sz w:val="22"/>
         </w:rPr>
-        <w:t>O ms.auxo.gruposusuarios precisa de uma camada de acesso ao banco SQL Server (auxo3). O projeto Gerenciador da AASP usa .NET Framework 4.7.2 como target framework. A escolha do ORM e uma decisão arquitetural com impacto em toda a camada de dados do microsserviço, afetando performance, manutenção, compatibilidade e consistência com o restante do projeto.</w:t>
+        <w:t>O ms.auxo.gruposusuarios precisa de uma camada de acesso ao banco SQL Server (auxo3). O microsserviço roda em .NET 5 (net5.0) e o Dapper já é o padrão de acesso a dados estabelecido nos demais módulos do Gerenciador da AASP. A escolha do ORM e uma decisão arquitetural com impacto em toda a camada de dados do microsserviço, afetando performance, manutenção, consistência com o restante do projeto e aderência ao schema legado do banco auxo3.</w:t>
       </w:r>
     </w:p>
     <w:p>
@@ -858,7 +858,7 @@
                 <w:i w:val="0"/>
                 <w:sz w:val="20"/>
               </w:rPr>
-              <w:t>Micro-ORM open-source; queries SQL explicitas escritas pelo desenvolvedor; suporte pleno e oficial ao .NET Framework 4.7.2; alto desempenho em operações de leitura e escrita; baixo overhead de memória e CPU; já utilizado em outros módulos do Gerenciador AASP como padrão estabelecido</w:t>
+              <w:t>Micro-ORM open-source; queries SQL explicitas escritas pelo desenvolvedor; suporte pleno e oficial ao .NET 5; alto desempenho em operações de leitura e escrita; baixo overhead de memória e CPU; já utilizado em outros módulos do Gerenciador AASP como padrão estabelecido</w:t>
             </w:r>
           </w:p>
         </w:tc>
@@ -938,7 +938,7 @@
                 <w:i w:val="0"/>
                 <w:sz w:val="20"/>
               </w:rPr>
-              <w:t>ORM completo da Microsoft com abstração via LINQ e DbContext; suporte ao .NET Framework 4.7.2 e apenas experimental via netstandard2.0, podendo apresentar comportamentos inesperados; curva de aprendizado de migrations e DbContext; overhead maior em queries simples comparado ao Dapper; geração de SQL pode ser opaca</w:t>
+              <w:t>ORM completo da Microsoft com abstração via LINQ e DbContext; plenamente suportado no .NET 5, porém introduziria um segundo padrão de acesso a dados divergente do restante do Gerenciador; curva de aprendizado de migrations e DbContext; overhead maior em queries simples comparado ao Dapper; geração de SQL pode ser opaca</w:t>
             </w:r>
           </w:p>
         </w:tc>
@@ -1144,7 +1144,7 @@
                 <w:i w:val="0"/>
                 <w:sz w:val="20"/>
               </w:rPr>
-              <w:t>Compatibilidade plena com .NET Framework 4.7.2</w:t>
+              <w:t>Controle do SQL e aderência ao schema legado do auxo3</w:t>
             </w:r>
           </w:p>
         </w:tc>
@@ -1601,7 +1601,7 @@
                 <w:i w:val="0"/>
                 <w:sz w:val="20"/>
               </w:rPr>
-              <w:t>Compatibilidade .NET FW 4.7.2</w:t>
+              <w:t>Controle do SQL / schema legado auxo3</w:t>
             </w:r>
           </w:p>
         </w:tc>
@@ -1653,7 +1653,7 @@
                 <w:i w:val="0"/>
                 <w:sz w:val="20"/>
               </w:rPr>
-              <w:t>Plena — suporte oficial e estavel para .NET Framework 4.7.2</w:t>
+              <w:t>Excelente — SQL explícito escrito à mão, ideal para o schema legado e suas convenções de nomenclatura</w:t>
             </w:r>
           </w:p>
         </w:tc>
@@ -1679,7 +1679,7 @@
                 <w:i w:val="0"/>
                 <w:sz w:val="20"/>
               </w:rPr>
-              <w:t>Parcial — suporte apenas via netstandard2.0; pode apresentar comportamentos inesperados em runtime com .NET FW legado</w:t>
+              <w:t>Médio — o mapeamento automático do EF Core sofre com o schema legado; ajustes exigem configuração adicional</w:t>
             </w:r>
           </w:p>
         </w:tc>
@@ -1705,7 +1705,7 @@
                 <w:i w:val="0"/>
                 <w:sz w:val="20"/>
               </w:rPr>
-              <w:t>Plena — ADO.NET e nativo do .NET Framework em qualquer versão</w:t>
+              <w:t>Excelente — controle total do SQL, porém com alto custo de boilerplate</w:t>
             </w:r>
           </w:p>
         </w:tc>
@@ -2281,7 +2281,7 @@
           <w:i w:val="0"/>
           <w:sz w:val="22"/>
         </w:rPr>
-        <w:t>Justificativa: A compatibilidade plena com .NET Framework 4.7.2 e a consistência com o padrão existente do Gerenciador AASP foram os fatores determinantes. O suporte do EF Core ao .NET Framework e apenas via netstandard2.0, introduzindo risco técnico desnecessario em um projeto de produção. O Dapper oferece performance superior em queries de leitura, e a equipe já possui experiência consolidada com o micro-ORM nos outros módulos do projeto, eliminando curva de aprendizado e garantindo consistência arquitetural. A alternativa C (ADO.NET puro) foi descartada por não oferecer vantagem real sobre o Dapper para este cenário, com custo de manutenção significativamente maior.</w:t>
+        <w:t>Justificativa: A consistência com o padrão de acesso a dados já estabelecido no Gerenciador AASP (Dapper) e o controle fino sobre o SQL — importante para o schema legado do banco auxo3 — foram os fatores determinantes. O Dapper oferece performance superior em queries de leitura e baixo overhead, e a equipe já possui experiência consolidada com o micro-ORM nos outros módulos do projeto, eliminando curva de aprendizado e garantindo consistência arquitetural. O EF Core, embora plenamente suportado no .NET 5, introduziria um segundo padrão de acesso a dados divergente do restante do projeto, com geração de SQL menos transparente sobre o schema legado. A alternativa C (ADO.NET puro) foi descartada por não oferecer vantagem real sobre o Dapper para este cenário, com custo de manutenção significativamente maior.</w:t>
       </w:r>
     </w:p>
     <w:p>
@@ -4603,6 +4603,112 @@
           </w:p>
         </w:tc>
       </w:tr>
+      <w:tr>
+        <w:trPr>
+          <w:cantSplit w:val="1"/>
+        </w:trPr>
+        <w:tc>
+          <w:tcPr>
+            <w:tcW w:type="dxa" w:w="2225"/>
+            <w:tcMar>
+              <w:top w:w="60" w:type="dxa"/>
+              <w:bottom w:w="60" w:type="dxa"/>
+              <w:left w:w="100" w:type="dxa"/>
+              <w:right w:w="100" w:type="dxa"/>
+            </w:tcMar>
+            <w:shd w:val="clear" w:color="auto" w:fill="F0F4F8"/>
+          </w:tcPr>
+          <w:p>
+            <w:pPr>
+              <w:spacing w:before="40" w:after="40"/>
+            </w:pPr>
+            <w:r>
+              <w:rPr>
+                <w:rFonts w:ascii="Calibri" w:hAnsi="Calibri"/>
+                <w:b/>
+                <w:i w:val="0"/>
+                <w:sz w:val="20"/>
+              </w:rPr>
+              <w:t>1.2</w:t>
+            </w:r>
+          </w:p>
+        </w:tc>
+        <w:tc>
+          <w:tcPr>
+            <w:tcW w:type="dxa" w:w="2225"/>
+            <w:tcMar>
+              <w:top w:w="60" w:type="dxa"/>
+              <w:bottom w:w="60" w:type="dxa"/>
+              <w:left w:w="100" w:type="dxa"/>
+              <w:right w:w="100" w:type="dxa"/>
+            </w:tcMar>
+          </w:tcPr>
+          <w:p>
+            <w:pPr>
+              <w:spacing w:before="40" w:after="40"/>
+            </w:pPr>
+            <w:r>
+              <w:rPr>
+                <w:rFonts w:ascii="Calibri" w:hAnsi="Calibri"/>
+                <w:b w:val="0"/>
+                <w:i w:val="0"/>
+                <w:sz w:val="20"/>
+              </w:rPr>
+              <w:t>19/06/2026</w:t>
+            </w:r>
+          </w:p>
+        </w:tc>
+        <w:tc>
+          <w:tcPr>
+            <w:tcW w:type="dxa" w:w="2225"/>
+            <w:tcMar>
+              <w:top w:w="60" w:type="dxa"/>
+              <w:bottom w:w="60" w:type="dxa"/>
+              <w:left w:w="100" w:type="dxa"/>
+              <w:right w:w="100" w:type="dxa"/>
+            </w:tcMar>
+          </w:tcPr>
+          <w:p>
+            <w:pPr>
+              <w:spacing w:before="40" w:after="40"/>
+            </w:pPr>
+            <w:r>
+              <w:rPr>
+                <w:rFonts w:ascii="Calibri" w:hAnsi="Calibri"/>
+                <w:b w:val="0"/>
+                <w:i w:val="0"/>
+                <w:sz w:val="20"/>
+              </w:rPr>
+              <w:t>Abraão</w:t>
+            </w:r>
+          </w:p>
+        </w:tc>
+        <w:tc>
+          <w:tcPr>
+            <w:tcW w:type="dxa" w:w="2225"/>
+            <w:tcMar>
+              <w:top w:w="60" w:type="dxa"/>
+              <w:bottom w:w="60" w:type="dxa"/>
+              <w:left w:w="100" w:type="dxa"/>
+              <w:right w:w="100" w:type="dxa"/>
+            </w:tcMar>
+          </w:tcPr>
+          <w:p>
+            <w:pPr>
+              <w:spacing w:before="40" w:after="40"/>
+            </w:pPr>
+            <w:r>
+              <w:rPr>
+                <w:rFonts w:ascii="Calibri" w:hAnsi="Calibri"/>
+                <w:b w:val="0"/>
+                <w:i w:val="0"/>
+                <w:sz w:val="20"/>
+              </w:rPr>
+              <w:t>GDE-001 alinhado ao runtime real (.NET 5); justificativa refeita com base em consistência com o padrão do Gerenciador, performance e controle do schema legado</w:t>
+            </w:r>
+          </w:p>
+        </w:tc>
+      </w:tr>
     </w:tbl>
     <w:p>
       <w:pPr>

--- a/mps-nivel-c/oficial/04_registros/AASP_Gerenciador/AASP01_Grupos-Usuarios/GDE-AASP01-001_Registro-de-Analise-de-Decisao.docx
+++ b/mps-nivel-c/oficial/04_registros/AASP_Gerenciador/AASP01_Grupos-Usuarios/GDE-AASP01-001_Registro-de-Analise-de-Decisao.docx
@@ -216,17 +216,8 @@
             </w:tcMar>
           </w:tcPr>
           <w:p>
-            <w:pPr>
-              <w:spacing w:before="40" w:after="40"/>
-            </w:pPr>
             <w:r>
-              <w:rPr>
-                <w:rFonts w:ascii="Calibri" w:hAnsi="Calibri"/>
-                <w:b w:val="0"/>
-                <w:i w:val="0"/>
-                <w:sz w:val="20"/>
-              </w:rPr>
-              <w:t>1.1</w:t>
+              <w:t>1.2</w:t>
             </w:r>
           </w:p>
         </w:tc>
@@ -272,17 +263,8 @@
             </w:tcMar>
           </w:tcPr>
           <w:p>
-            <w:pPr>
-              <w:spacing w:before="40" w:after="40"/>
-            </w:pPr>
             <w:r>
-              <w:rPr>
-                <w:rFonts w:ascii="Calibri" w:hAnsi="Calibri"/>
-                <w:b w:val="0"/>
-                <w:i w:val="0"/>
-                <w:sz w:val="20"/>
-              </w:rPr>
-              <w:t>19/05/2026</w:t>
+              <w:t>24/06/2026</w:t>
             </w:r>
           </w:p>
         </w:tc>
@@ -338,7 +320,7 @@
                 <w:i w:val="0"/>
                 <w:sz w:val="20"/>
               </w:rPr>
-              <w:t>AG — ms.auxo.gruposusuarios</w:t>
+              <w:t>AG — ms.auxo.usuarios</w:t>
             </w:r>
           </w:p>
         </w:tc>
@@ -618,7 +600,7 @@
                 <w:i w:val="0"/>
                 <w:sz w:val="20"/>
               </w:rPr>
-              <w:t>Leonardo Francisco Pereira (AASP)</w:t>
+              <w:t>Caroline Sousa (AASP)</w:t>
             </w:r>
           </w:p>
         </w:tc>
@@ -663,7 +645,7 @@
           <w:i w:val="0"/>
           <w:sz w:val="22"/>
         </w:rPr>
-        <w:t>O ms.auxo.gruposusuarios precisa de uma camada de acesso ao banco SQL Server (auxo3). O projeto Gerenciador da AASP usa .NET Framework 4.7.2 como target framework. A escolha do ORM e uma decisão arquitetural com impacto em toda a camada de dados do microsserviço, afetando performance, manutenção, compatibilidade e consistência com o restante do projeto.</w:t>
+        <w:t>O ms.auxo.usuarios precisa de uma camada de acesso ao banco SQL Server (auxo3). O projeto Gerenciador da AASP usa .NET 5.0 (net5.0) como target framework. A escolha do ORM e uma decisão arquitetural com impacto em toda a camada de dados do microsserviço, afetando performance, manutenção, compatibilidade e consistência com o restante do projeto.</w:t>
       </w:r>
     </w:p>
     <w:p>
@@ -858,7 +840,7 @@
                 <w:i w:val="0"/>
                 <w:sz w:val="20"/>
               </w:rPr>
-              <w:t>Micro-ORM open-source; queries SQL explicitas escritas pelo desenvolvedor; suporte pleno e oficial ao .NET Framework 4.7.2; alto desempenho em operações de leitura e escrita; baixo overhead de memória e CPU; já utilizado em outros módulos do Gerenciador AASP como padrão estabelecido</w:t>
+              <w:t>Micro-ORM open-source; queries SQL explicitas escritas pelo desenvolvedor; suporte pleno e oficial ao .NET 5.0 (net5.0); alto desempenho em operações de leitura e escrita; baixo overhead de memória e CPU; já utilizado em outros módulos do Gerenciador AASP como padrão estabelecido</w:t>
             </w:r>
           </w:p>
         </w:tc>
@@ -938,7 +920,7 @@
                 <w:i w:val="0"/>
                 <w:sz w:val="20"/>
               </w:rPr>
-              <w:t>ORM completo da Microsoft com abstração via LINQ e DbContext; suporte ao .NET Framework 4.7.2 e apenas experimental via netstandard2.0, podendo apresentar comportamentos inesperados; curva de aprendizado de migrations e DbContext; overhead maior em queries simples comparado ao Dapper; geração de SQL pode ser opaca</w:t>
+              <w:t>ORM completo da Microsoft com abstração via LINQ e DbContext; suporte ao .NET 5.0 (net5.0); porém introduziria um segundo padrão de acesso a dados no projeto; curva de aprendizado de migrations e DbContext; overhead maior em queries simples comparado ao Dapper; geração de SQL pode ser opaca</w:t>
             </w:r>
           </w:p>
         </w:tc>
@@ -1144,7 +1126,7 @@
                 <w:i w:val="0"/>
                 <w:sz w:val="20"/>
               </w:rPr>
-              <w:t>Compatibilidade plena com .NET Framework 4.7.2</w:t>
+              <w:t>Compatibilidade plena com .NET 5.0 (net5.0)</w:t>
             </w:r>
           </w:p>
         </w:tc>
@@ -1601,7 +1583,7 @@
                 <w:i w:val="0"/>
                 <w:sz w:val="20"/>
               </w:rPr>
-              <w:t>Compatibilidade .NET FW 4.7.2</w:t>
+              <w:t>Compatibilidade .NET 5.0</w:t>
             </w:r>
           </w:p>
         </w:tc>
@@ -1653,7 +1635,7 @@
                 <w:i w:val="0"/>
                 <w:sz w:val="20"/>
               </w:rPr>
-              <w:t>Plena — suporte oficial e estavel para .NET Framework 4.7.2</w:t>
+              <w:t>Plena — suporte oficial e estavel para .NET 5.0 (net5.0)</w:t>
             </w:r>
           </w:p>
         </w:tc>
@@ -1679,7 +1661,7 @@
                 <w:i w:val="0"/>
                 <w:sz w:val="20"/>
               </w:rPr>
-              <w:t>Parcial — suporte apenas via netstandard2.0; pode apresentar comportamentos inesperados em runtime com .NET FW legado</w:t>
+              <w:t>Plena — EF Core 6 suporta net5.0 oficialmente, mas seria um novo padrão no projeto</w:t>
             </w:r>
           </w:p>
         </w:tc>
@@ -2281,7 +2263,7 @@
           <w:i w:val="0"/>
           <w:sz w:val="22"/>
         </w:rPr>
-        <w:t>Justificativa: A compatibilidade plena com .NET Framework 4.7.2 e a consistência com o padrão existente do Gerenciador AASP foram os fatores determinantes. O suporte do EF Core ao .NET Framework e apenas via netstandard2.0, introduzindo risco técnico desnecessario em um projeto de produção. O Dapper oferece performance superior em queries de leitura, e a equipe já possui experiência consolidada com o micro-ORM nos outros módulos do projeto, eliminando curva de aprendizado e garantindo consistência arquitetural. A alternativa C (ADO.NET puro) foi descartada por não oferecer vantagem real sobre o Dapper para este cenário, com custo de manutenção significativamente maior.</w:t>
+        <w:t>Justificativa: A compatibilidade plena com .NET 5.0 (net5.0) e a consistência com o padrão existente do Gerenciador AASP foram os fatores determinantes. Embora o EF Core 6 também suporte o .NET 5.0, adoção introduziria um segundo padrão de acesso a dados sem justificativa técnica suficiente, divergindo do restante do projeto. O Dapper oferece performance superior em queries de leitura, e a equipe já possui experiência consolidada com o micro-ORM nos outros módulos do projeto, eliminando curva de aprendizado e garantindo consistência arquitetural. A alternativa C (ADO.NET puro) foi descartada por não oferecer vantagem real sobre o Dapper para este cenário, com custo de manutenção significativamente maior.</w:t>
       </w:r>
     </w:p>
     <w:p>
@@ -2315,7 +2297,7 @@
           <w:i w:val="0"/>
           <w:sz w:val="22"/>
         </w:rPr>
-        <w:t xml:space="preserve"> toda a camada de repositório do ms.auxo.gruposusuarios usara Dapper com queries SQL explicitas; migrations e alterações de schema serão gerenciadas por scripts .sql versionados no repositório (sem EF Core migrations)</w:t>
+        <w:t xml:space="preserve"> toda a camada de repositório do ms.auxo.usuarios usara Dapper com queries SQL explicitas; migrations e alterações de schema serão gerenciadas por scripts .sql versionados no repositório (sem EF Core migrations)</w:t>
       </w:r>
     </w:p>
     <w:p>
@@ -3841,7 +3823,7 @@
           <w:i w:val="0"/>
           <w:sz w:val="22"/>
         </w:rPr>
-        <w:t>Justificativa: A integridade referencial e critica para o ms.auxo.gruposusuarios — grupos possuem histórico de vinculos (</w:t>
+        <w:t>Justificativa: A integridade referencial e critica para o ms.auxo.usuarios — grupos possuem histórico de vinculos (</w:t>
       </w:r>
       <w:r>
         <w:rPr>
@@ -4603,6 +4585,48 @@
           </w:p>
         </w:tc>
       </w:tr>
+      <w:tr>
+        <w:tc>
+          <w:tcPr>
+            <w:tcW w:type="dxa" w:w="2225"/>
+          </w:tcPr>
+          <w:p>
+            <w:r>
+              <w:t>1.2</w:t>
+            </w:r>
+          </w:p>
+        </w:tc>
+        <w:tc>
+          <w:tcPr>
+            <w:tcW w:type="dxa" w:w="2225"/>
+          </w:tcPr>
+          <w:p>
+            <w:r>
+              <w:t>24/06/2026</w:t>
+            </w:r>
+          </w:p>
+        </w:tc>
+        <w:tc>
+          <w:tcPr>
+            <w:tcW w:type="dxa" w:w="2225"/>
+          </w:tcPr>
+          <w:p>
+            <w:r>
+              <w:t>Time de Melhoria Contínua</w:t>
+            </w:r>
+          </w:p>
+        </w:tc>
+        <w:tc>
+          <w:tcPr>
+            <w:tcW w:type="dxa" w:w="2225"/>
+          </w:tcPr>
+          <w:p>
+            <w:r>
+              <w:t>Reconciliação com o estado real do GitLab (produto/repositório ms.auxo.usuarios; framework net5.0 onde aplicável; entregas da Sprint 1 integradas em develop com baseline pela tag sprint-1-aceite).</w:t>
+            </w:r>
+          </w:p>
+        </w:tc>
+      </w:tr>
     </w:tbl>
     <w:p>
       <w:pPr>

--- a/mps-nivel-c/oficial/04_registros/AASP_Gerenciador/AASP01_Grupos-Usuarios/GDE-AASP01-001_Registro-de-Analise-de-Decisao.docx
+++ b/mps-nivel-c/oficial/04_registros/AASP_Gerenciador/AASP01_Grupos-Usuarios/GDE-AASP01-001_Registro-de-Analise-de-Decisao.docx
@@ -600,7 +600,7 @@
                 <w:i w:val="0"/>
                 <w:sz w:val="20"/>
               </w:rPr>
-              <w:t>Caroline Sousa (AASP)</w:t>
+              <w:t>Leonardo Francisco Pereira (AASP)</w:t>
             </w:r>
           </w:p>
         </w:tc>
